--- a/05_Funcional/18_Especificacion_Firmware_ESP32.docx
+++ b/05_Funcional/18_Especificacion_Firmware_ESP32.docx
@@ -2183,7 +2183,7 @@
           <w:b w:val="0"/>
           <w:sz w:val="21"/>
         </w:rPr>
-        <w:t xml:space="preserve"> porque el Manual 17 §1.6 retira la pantalla, los cuatro pulsadores</w:t>
+        <w:t xml:space="preserve"> porque el Manual 17 §1.6 retira la pantalla y ~~los cuatro</w:t>
       </w:r>
     </w:p>
     <w:p>
@@ -2195,7 +2195,21 @@
           <w:b w:val="0"/>
           <w:sz w:val="21"/>
         </w:rPr>
-        <w:t>y el mando de relés. Después de esa retirada, *toda* la operación pasa por la app, y la app pasa</w:t>
+        <w:t xml:space="preserve">pulsadores y el mando de relés~~ → </w:t>
+      </w:r>
+      <w:r>
+        <w:rPr>
+          <w:b/>
+          <w:sz w:val="21"/>
+        </w:rPr>
+        <w:t>sólo `BOTON3` (`PB14`) y `BOTON4` (`PB15`)</w:t>
+      </w:r>
+      <w:r>
+        <w:rPr>
+          <w:b w:val="0"/>
+          <w:sz w:val="21"/>
+        </w:rPr>
+        <w:t>, que son los que</w:t>
       </w:r>
     </w:p>
     <w:p>
@@ -2207,21 +2221,294 @@
           <w:b w:val="0"/>
           <w:sz w:val="21"/>
         </w:rPr>
-        <w:t xml:space="preserve">por el ESP32. Un ESP32 colgado deja el equipo </w:t>
+        <w:t>las cámaras necesitan.</w:t>
+      </w:r>
+    </w:p>
+    <w:p>
+      <w:pPr>
+        <w:spacing w:after="160"/>
+        <w:ind w:left="360"/>
+        <w:shd w:val="clear" w:fill="FFF4E5"/>
+      </w:pPr>
+      <w:r>
+        <w:rPr>
+          <w:b w:val="0"/>
+          <w:color w:val="960000"/>
+          <w:sz w:val="20"/>
+        </w:rPr>
+        <w:t xml:space="preserve">🔵 </w:t>
       </w:r>
       <w:r>
         <w:rPr>
           <w:b/>
-          <w:sz w:val="21"/>
+          <w:color w:val="960000"/>
+          <w:sz w:val="20"/>
+        </w:rPr>
+        <w:t>CORREGIDO EL 04/09: esta frase llevaba desde el 31/08 diciendo lo contrario que el Manual 17 §1.6</w:t>
+      </w:r>
+      <w:r>
+        <w:rPr>
+          <w:b w:val="0"/>
+          <w:color w:val="960000"/>
+          <w:sz w:val="20"/>
+        </w:rPr>
+        <w:t xml:space="preserve">, que </w:t>
+      </w:r>
+      <w:r>
+        <w:rPr>
+          <w:b/>
+          <w:color w:val="960000"/>
+          <w:sz w:val="20"/>
+        </w:rPr>
+        <w:t>ese mismo día</w:t>
+      </w:r>
+      <w:r>
+        <w:rPr>
+          <w:b w:val="0"/>
+          <w:color w:val="960000"/>
+          <w:sz w:val="20"/>
+        </w:rPr>
+        <w:t xml:space="preserve"> decidió </w:t>
+      </w:r>
+      <w:r>
+        <w:rPr>
+          <w:b/>
+          <w:color w:val="960000"/>
+          <w:sz w:val="20"/>
+        </w:rPr>
+        <w:t>CONSERVAR el mando de relés</w:t>
+      </w:r>
+      <w:r>
+        <w:rPr>
+          <w:b w:val="0"/>
+          <w:color w:val="960000"/>
+          <w:sz w:val="20"/>
+        </w:rPr>
+        <w:t xml:space="preserve"> en los canales </w:t>
+      </w:r>
+      <w:r>
+        <w:rPr>
+          <w:rFonts w:ascii="Consolas" w:hAnsi="Consolas"/>
+          <w:color w:val="960000"/>
+          <w:sz w:val="20"/>
+        </w:rPr>
+        <w:t>A</w:t>
+      </w:r>
+      <w:r>
+        <w:rPr>
+          <w:b w:val="0"/>
+          <w:color w:val="960000"/>
+          <w:sz w:val="20"/>
+        </w:rPr>
+        <w:t xml:space="preserve"> (</w:t>
+      </w:r>
+      <w:r>
+        <w:rPr>
+          <w:rFonts w:ascii="Consolas" w:hAnsi="Consolas"/>
+          <w:color w:val="960000"/>
+          <w:sz w:val="20"/>
+        </w:rPr>
+        <w:t>PB9</w:t>
+      </w:r>
+      <w:r>
+        <w:rPr>
+          <w:b w:val="0"/>
+          <w:color w:val="960000"/>
+          <w:sz w:val="20"/>
+        </w:rPr>
+        <w:t xml:space="preserve">) y </w:t>
+      </w:r>
+      <w:r>
+        <w:rPr>
+          <w:rFonts w:ascii="Consolas" w:hAnsi="Consolas"/>
+          <w:color w:val="960000"/>
+          <w:sz w:val="20"/>
+        </w:rPr>
+        <w:t>B</w:t>
+      </w:r>
+      <w:r>
+        <w:rPr>
+          <w:b w:val="0"/>
+          <w:color w:val="960000"/>
+          <w:sz w:val="20"/>
+        </w:rPr>
+        <w:t xml:space="preserve"> (</w:t>
+      </w:r>
+      <w:r>
+        <w:rPr>
+          <w:rFonts w:ascii="Consolas" w:hAnsi="Consolas"/>
+          <w:color w:val="960000"/>
+          <w:sz w:val="20"/>
+        </w:rPr>
+        <w:t>PB13</w:t>
+      </w:r>
+      <w:r>
+        <w:rPr>
+          <w:b w:val="0"/>
+          <w:color w:val="960000"/>
+          <w:sz w:val="20"/>
+        </w:rPr>
+        <w:t xml:space="preserve">). Era deriva entre documentos, de la misma clase que las cinco de la segunda pasada. </w:t>
+      </w:r>
+      <w:r>
+        <w:rPr>
+          <w:b/>
+          <w:color w:val="960000"/>
+          <w:sz w:val="20"/>
+        </w:rPr>
+        <w:t>Lo que NO cambia es la conclusión de este apartado</w:t>
+      </w:r>
+      <w:r>
+        <w:rPr>
+          <w:b w:val="0"/>
+          <w:color w:val="960000"/>
+          <w:sz w:val="20"/>
+        </w:rPr>
+        <w:t xml:space="preserve">, y por eso el diseño no se toca: después de la retirada, *toda la operación normal* pasa por la app, y la app pasa por el ESP32. Un ESP32 colgado deja el equipo </w:t>
+      </w:r>
+      <w:r>
+        <w:rPr>
+          <w:b/>
+          <w:color w:val="960000"/>
+          <w:sz w:val="20"/>
         </w:rPr>
         <w:t>seguro pero no operable</w:t>
       </w:r>
       <w:r>
         <w:rPr>
           <w:b w:val="0"/>
-          <w:sz w:val="21"/>
-        </w:rPr>
-        <w:t xml:space="preserve"> (§17 3.3).</w:t>
+          <w:color w:val="960000"/>
+          <w:sz w:val="20"/>
+        </w:rPr>
+        <w:t xml:space="preserve"> (§17 3.3). </w:t>
+      </w:r>
+      <w:r>
+        <w:rPr>
+          <w:b/>
+          <w:color w:val="960000"/>
+          <w:sz w:val="20"/>
+        </w:rPr>
+        <w:t>Lo que cambia es su tamaño:</w:t>
+      </w:r>
+      <w:r>
+        <w:rPr>
+          <w:b w:val="0"/>
+          <w:color w:val="960000"/>
+          <w:sz w:val="20"/>
+        </w:rPr>
+        <w:t xml:space="preserve"> queda una superficie física de último recurso —</w:t>
+      </w:r>
+      <w:r>
+        <w:rPr>
+          <w:rFonts w:ascii="Consolas" w:hAnsi="Consolas"/>
+          <w:color w:val="960000"/>
+          <w:sz w:val="20"/>
+        </w:rPr>
+        <w:t>A·A·A</w:t>
+      </w:r>
+      <w:r>
+        <w:rPr>
+          <w:b w:val="0"/>
+          <w:color w:val="960000"/>
+          <w:sz w:val="20"/>
+        </w:rPr>
+        <w:t xml:space="preserve">, </w:t>
+      </w:r>
+      <w:r>
+        <w:rPr>
+          <w:rFonts w:ascii="Consolas" w:hAnsi="Consolas"/>
+          <w:color w:val="960000"/>
+          <w:sz w:val="20"/>
+        </w:rPr>
+        <w:t>B·B·B</w:t>
+      </w:r>
+      <w:r>
+        <w:rPr>
+          <w:b w:val="0"/>
+          <w:color w:val="960000"/>
+          <w:sz w:val="20"/>
+        </w:rPr>
+        <w:t xml:space="preserve"> y </w:t>
+      </w:r>
+      <w:r>
+        <w:rPr>
+          <w:rFonts w:ascii="Consolas" w:hAnsi="Consolas"/>
+          <w:color w:val="960000"/>
+          <w:sz w:val="20"/>
+        </w:rPr>
+        <w:t>A·B·A·B</w:t>
+      </w:r>
+      <w:r>
+        <w:rPr>
+          <w:b w:val="0"/>
+          <w:color w:val="960000"/>
+          <w:sz w:val="20"/>
+        </w:rPr>
+        <w:t xml:space="preserve">— </w:t>
+      </w:r>
+      <w:r>
+        <w:rPr>
+          <w:b/>
+          <w:color w:val="960000"/>
+          <w:sz w:val="20"/>
+        </w:rPr>
+        <w:t>en el Maestro y sólo en el Maestro</w:t>
+      </w:r>
+      <w:r>
+        <w:rPr>
+          <w:b w:val="0"/>
+          <w:color w:val="960000"/>
+          <w:sz w:val="20"/>
+        </w:rPr>
+        <w:t xml:space="preserve"> (§17 2.7: el receptor del Esclavo no se ha comprado). 🔴 </w:t>
+      </w:r>
+      <w:r>
+        <w:rPr>
+          <w:b/>
+          <w:color w:val="960000"/>
+          <w:sz w:val="20"/>
+        </w:rPr>
+        <w:t>Y no está demostrada:</w:t>
+      </w:r>
+      <w:r>
+        <w:rPr>
+          <w:b w:val="0"/>
+          <w:color w:val="960000"/>
+          <w:sz w:val="20"/>
+        </w:rPr>
+        <w:t xml:space="preserve"> el mando </w:t>
+      </w:r>
+      <w:r>
+        <w:rPr>
+          <w:b/>
+          <w:color w:val="960000"/>
+          <w:sz w:val="20"/>
+        </w:rPr>
+        <w:t>no se pudo pulsar</w:t>
+      </w:r>
+      <w:r>
+        <w:rPr>
+          <w:b w:val="0"/>
+          <w:color w:val="960000"/>
+          <w:sz w:val="20"/>
+        </w:rPr>
+        <w:t xml:space="preserve"> en el banco del 3-4/09 (N-118), el fuente se corrigió el 04/09 y </w:t>
+      </w:r>
+      <w:r>
+        <w:rPr>
+          <w:b/>
+          <w:color w:val="960000"/>
+          <w:sz w:val="20"/>
+        </w:rPr>
+        <w:t>no se ha cargado en ninguna tarjeta</w:t>
+      </w:r>
+      <w:r>
+        <w:rPr>
+          <w:b w:val="0"/>
+          <w:color w:val="960000"/>
+          <w:sz w:val="20"/>
+        </w:rPr>
+        <w:t>. Un accesorio no puede apoyarse en una salida de emergencia que nadie ha visto funcionar.</w:t>
       </w:r>
     </w:p>
     <w:p>
@@ -8640,7 +8927,7 @@
           <w:color w:val="960000"/>
           <w:sz w:val="20"/>
         </w:rPr>
-        <w:t xml:space="preserve">🟢 </w:t>
+        <w:t xml:space="preserve">~~🟢 </w:t>
       </w:r>
       <w:r>
         <w:rPr>
@@ -8648,7 +8935,7 @@
           <w:color w:val="960000"/>
           <w:sz w:val="20"/>
         </w:rPr>
-        <w:t>El dato que esta pasada saca de propina, y que nadie había escrito:</w:t>
+        <w:t>El dato que esta pasada saca de propina:</w:t>
       </w:r>
       <w:r>
         <w:rPr>
@@ -8704,7 +8991,71 @@
           <w:color w:val="960000"/>
           <w:sz w:val="20"/>
         </w:rPr>
-        <w:t xml:space="preserve"> lo comprueba: </w:t>
+        <w:t xml:space="preserve"> lo comprueba… </w:t>
+      </w:r>
+      <w:r>
+        <w:rPr>
+          <w:b/>
+          <w:color w:val="960000"/>
+          <w:sz w:val="20"/>
+        </w:rPr>
+        <w:t>hoy no hay un solo checksum verificado en toda la cadena, en ninguna dirección</w:t>
+      </w:r>
+      <w:r>
+        <w:rPr>
+          <w:b w:val="0"/>
+          <w:color w:val="960000"/>
+          <w:sz w:val="20"/>
+        </w:rPr>
+        <w:t xml:space="preserve">. El ESP32 está </w:t>
+      </w:r>
+      <w:r>
+        <w:rPr>
+          <w:b/>
+          <w:color w:val="960000"/>
+          <w:sz w:val="20"/>
+        </w:rPr>
+        <w:t>estrenándola</w:t>
+      </w:r>
+      <w:r>
+        <w:rPr>
+          <w:b w:val="0"/>
+          <w:color w:val="960000"/>
+          <w:sz w:val="20"/>
+        </w:rPr>
+        <w:t xml:space="preserve">.~~ 🔴 </w:t>
+      </w:r>
+      <w:r>
+        <w:rPr>
+          <w:b/>
+          <w:color w:val="960000"/>
+          <w:sz w:val="20"/>
+        </w:rPr>
+        <w:t>REFUTADO el 01/09, y en sus tres extremos. MEDIDO:</w:t>
+      </w:r>
+      <w:r>
+        <w:rPr>
+          <w:b w:val="0"/>
+          <w:color w:val="960000"/>
+          <w:sz w:val="20"/>
+        </w:rPr>
+        <w:t xml:space="preserve"> la app </w:t>
+      </w:r>
+      <w:r>
+        <w:rPr>
+          <w:b/>
+          <w:color w:val="960000"/>
+          <w:sz w:val="20"/>
+        </w:rPr>
+        <w:t>sí</w:t>
+      </w:r>
+      <w:r>
+        <w:rPr>
+          <w:b w:val="0"/>
+          <w:color w:val="960000"/>
+          <w:sz w:val="20"/>
+        </w:rPr>
+        <w:t xml:space="preserve"> comprueba el checksum de bajada desde el 31/08. </w:t>
       </w:r>
       <w:r>
         <w:rPr>
@@ -8720,7 +9071,7 @@
           <w:color w:val="960000"/>
           <w:sz w:val="20"/>
         </w:rPr>
-        <w:t xml:space="preserve"> hace </w:t>
+        <w:t xml:space="preserve"> empieza por </w:t>
       </w:r>
       <w:r>
         <w:rPr>
@@ -8728,15 +9079,15 @@
           <w:color w:val="960000"/>
           <w:sz w:val="20"/>
         </w:rPr>
-        <w:t>line.split('*')[0]</w:t>
-      </w:r>
-      <w:r>
-        <w:rPr>
-          <w:b w:val="0"/>
-          <w:color w:val="960000"/>
-          <w:sz w:val="20"/>
-        </w:rPr>
-        <w:t xml:space="preserve"> (</w:t>
+        <w:t>juzgarTrama(line)</w:t>
+      </w:r>
+      <w:r>
+        <w:rPr>
+          <w:b w:val="0"/>
+          <w:color w:val="960000"/>
+          <w:sz w:val="20"/>
+        </w:rPr>
+        <w:t xml:space="preserve">, que llama a </w:t>
       </w:r>
       <w:r>
         <w:rPr>
@@ -8744,15 +9095,31 @@
           <w:color w:val="960000"/>
           <w:sz w:val="20"/>
         </w:rPr>
-        <w:t>app.js:881</w:t>
-      </w:r>
-      <w:r>
-        <w:rPr>
-          <w:b w:val="0"/>
-          <w:color w:val="960000"/>
-          <w:sz w:val="20"/>
-        </w:rPr>
-        <w:t xml:space="preserve">) y **tira el </w:t>
+        <w:t>NMEAParser.validarTrama()</w:t>
+      </w:r>
+      <w:r>
+        <w:rPr>
+          <w:b w:val="0"/>
+          <w:color w:val="960000"/>
+          <w:sz w:val="20"/>
+        </w:rPr>
+        <w:t xml:space="preserve"> y </w:t>
+      </w:r>
+      <w:r>
+        <w:rPr>
+          <w:b/>
+          <w:color w:val="960000"/>
+          <w:sz w:val="20"/>
+        </w:rPr>
+        <w:t>vuelve sin pintar</w:t>
+      </w:r>
+      <w:r>
+        <w:rPr>
+          <w:b w:val="0"/>
+          <w:color w:val="960000"/>
+          <w:sz w:val="20"/>
+        </w:rPr>
+        <w:t xml:space="preserve"> si no casa; </w:t>
       </w:r>
       <w:r>
         <w:rPr>
@@ -8760,15 +9127,15 @@
           <w:color w:val="960000"/>
           <w:sz w:val="20"/>
         </w:rPr>
-        <w:t>*XX</w:t>
-      </w:r>
-      <w:r>
-        <w:rPr>
-          <w:b w:val="0"/>
-          <w:color w:val="960000"/>
-          <w:sz w:val="20"/>
-        </w:rPr>
-        <w:t xml:space="preserve"> sin mirarlo</w:t>
+        <w:t>line.split('*')</w:t>
+      </w:r>
+      <w:r>
+        <w:rPr>
+          <w:b w:val="0"/>
+          <w:color w:val="960000"/>
+          <w:sz w:val="20"/>
+        </w:rPr>
+        <w:t xml:space="preserve"> </w:t>
       </w:r>
       <w:r>
         <w:rPr>
@@ -8776,15 +9143,15 @@
           <w:color w:val="960000"/>
           <w:sz w:val="20"/>
         </w:rPr>
-        <w:t xml:space="preserve">. O sea que </w:t>
-      </w:r>
-      <w:r>
-        <w:rPr>
-          <w:b w:val="0"/>
-          <w:color w:val="960000"/>
-          <w:sz w:val="20"/>
-        </w:rPr>
-        <w:t>hoy, sin el puente, no hay un solo checksum verificado en toda la cadena, en ninguna dirección</w:t>
+        <w:t>ya no existe en el código</w:t>
+      </w:r>
+      <w:r>
+        <w:rPr>
+          <w:b w:val="0"/>
+          <w:color w:val="960000"/>
+          <w:sz w:val="20"/>
+        </w:rPr>
+        <w:t xml:space="preserve"> —sólo en dos comentarios que describen lo retirado—. En el sentido </w:t>
       </w:r>
       <w:r>
         <w:rPr>
@@ -8792,15 +9159,119 @@
           <w:color w:val="960000"/>
           <w:sz w:val="20"/>
         </w:rPr>
-        <w:t xml:space="preserve"> — el STM32 lo emite y nadie lo lee. El ESP32 no está reforzando una comprobación existente: está </w:t>
-      </w:r>
-      <w:r>
-        <w:rPr>
-          <w:b w:val="0"/>
-          <w:color w:val="960000"/>
-          <w:sz w:val="20"/>
-        </w:rPr>
-        <w:t>estrenándola**.</w:t>
+        <w:t>STM32 ⟶ app hay DOS validadores del mismo XOR-8</w:t>
+      </w:r>
+      <w:r>
+        <w:rPr>
+          <w:b w:val="0"/>
+          <w:color w:val="960000"/>
+          <w:sz w:val="20"/>
+        </w:rPr>
+        <w:t xml:space="preserve">, el del puente y el de la app, y </w:t>
+      </w:r>
+      <w:r>
+        <w:rPr>
+          <w:b/>
+          <w:color w:val="960000"/>
+          <w:sz w:val="20"/>
+        </w:rPr>
+        <w:t>juzgan igual</w:t>
+      </w:r>
+      <w:r>
+        <w:rPr>
+          <w:b w:val="0"/>
+          <w:color w:val="960000"/>
+          <w:sz w:val="20"/>
+        </w:rPr>
+        <w:t xml:space="preserve">: siete casos frontera con veredicto idéntico. El ESP32 </w:t>
+      </w:r>
+      <w:r>
+        <w:rPr>
+          <w:b/>
+          <w:color w:val="960000"/>
+          <w:sz w:val="20"/>
+        </w:rPr>
+        <w:t>no estrena</w:t>
+      </w:r>
+      <w:r>
+        <w:rPr>
+          <w:b w:val="0"/>
+          <w:color w:val="960000"/>
+          <w:sz w:val="20"/>
+        </w:rPr>
+        <w:t xml:space="preserve"> la comprobación: la </w:t>
+      </w:r>
+      <w:r>
+        <w:rPr>
+          <w:b/>
+          <w:color w:val="960000"/>
+          <w:sz w:val="20"/>
+        </w:rPr>
+        <w:t>duplica</w:t>
+      </w:r>
+      <w:r>
+        <w:rPr>
+          <w:b w:val="0"/>
+          <w:color w:val="960000"/>
+          <w:sz w:val="20"/>
+        </w:rPr>
+        <w:t xml:space="preserve">. 🔴 </w:t>
+      </w:r>
+      <w:r>
+        <w:rPr>
+          <w:b/>
+          <w:color w:val="960000"/>
+          <w:sz w:val="20"/>
+        </w:rPr>
+        <w:t>Y lo que sí sigue siendo cierto es la otra mitad, que es la que importa: EN LA SUBIDA NO HAY CHECKSUM EN NINGÚN SITIO.</w:t>
+      </w:r>
+      <w:r>
+        <w:rPr>
+          <w:b w:val="0"/>
+          <w:color w:val="960000"/>
+          <w:sz w:val="20"/>
+        </w:rPr>
+        <w:t xml:space="preserve"> La app no firma, el puente no valida (deliberado, apartado 3.4.b) y </w:t>
+      </w:r>
+      <w:r>
+        <w:rPr>
+          <w:b/>
+          <w:color w:val="960000"/>
+          <w:sz w:val="20"/>
+        </w:rPr>
+        <w:t>ninguna de las dos puntas llama a `calcularChecksum()` en recepción</w:t>
+      </w:r>
+      <w:r>
+        <w:rPr>
+          <w:b w:val="0"/>
+          <w:color w:val="960000"/>
+          <w:sz w:val="20"/>
+        </w:rPr>
+        <w:t xml:space="preserve"> —está definida y sólo se usa al emitir, medido en las dos—. Consecuencia: </w:t>
+      </w:r>
+      <w:r>
+        <w:rPr>
+          <w:b/>
+          <w:color w:val="960000"/>
+          <w:sz w:val="20"/>
+        </w:rPr>
+        <w:t>un bit cambiado DENTRO del parámetro de `SET_TIEMPOS:` o `SET_RTC:` sigue casando con el `strncmp` del prefijo, y el equipo obedece con los valores mutilados.</w:t>
+      </w:r>
+      <w:r>
+        <w:rPr>
+          <w:b w:val="0"/>
+          <w:color w:val="960000"/>
+          <w:sz w:val="20"/>
+        </w:rPr>
+        <w:t xml:space="preserve"> El agujero está razonado en 3.4.b; </w:t>
+      </w:r>
+      <w:r>
+        <w:rPr>
+          <w:b/>
+          <w:color w:val="960000"/>
+          <w:sz w:val="20"/>
+        </w:rPr>
+        <w:t>que exista sólo ahí no estaba escrito en ningún sitio.</w:t>
       </w:r>
     </w:p>
     <w:p>
@@ -11727,7 +12198,7 @@
                 <w:b w:val="0"/>
                 <w:sz w:val="19"/>
               </w:rPr>
-              <w:t xml:space="preserve">telemetría periódica, </w:t>
+              <w:t>telemetría periódica, ~~</w:t>
             </w:r>
             <w:r>
               <w:rPr>
@@ -11735,6 +12206,41 @@
                 <w:sz w:val="19"/>
               </w:rPr>
               <w:t>cada 1000 ms</w:t>
+            </w:r>
+            <w:r>
+              <w:rPr>
+                <w:b w:val="0"/>
+                <w:sz w:val="19"/>
+              </w:rPr>
+              <w:t xml:space="preserve">~~ → </w:t>
+            </w:r>
+            <w:r>
+              <w:rPr>
+                <w:b/>
+                <w:sz w:val="19"/>
+              </w:rPr>
+              <w:t>cada 2000 ms</w:t>
+            </w:r>
+            <w:r>
+              <w:rPr>
+                <w:b w:val="0"/>
+                <w:sz w:val="19"/>
+              </w:rPr>
+              <w:t xml:space="preserve"> *(bajada el 04/09 por decisión del responsable, en las </w:t>
+            </w:r>
+            <w:r>
+              <w:rPr>
+                <w:b/>
+                <w:sz w:val="19"/>
+              </w:rPr>
+              <w:t>dos</w:t>
+            </w:r>
+            <w:r>
+              <w:rPr>
+                <w:b w:val="0"/>
+                <w:sz w:val="19"/>
+              </w:rPr>
+              <w:t xml:space="preserve"> puntas del STM32)*</w:t>
             </w:r>
           </w:p>
         </w:tc>
@@ -12639,6 +13145,165 @@
           <w:sz w:val="21"/>
         </w:rPr>
         <w:t>nadie crea que el ESP32 los mide.)*</w:t>
+      </w:r>
+    </w:p>
+    <w:p>
+      <w:pPr>
+        <w:spacing w:after="160"/>
+        <w:ind w:left="360"/>
+        <w:shd w:val="clear" w:fill="FFF4E5"/>
+      </w:pPr>
+      <w:r>
+        <w:rPr>
+          <w:b w:val="0"/>
+          <w:color w:val="960000"/>
+          <w:sz w:val="20"/>
+        </w:rPr>
+        <w:t xml:space="preserve">🔵 </w:t>
+      </w:r>
+      <w:r>
+        <w:rPr>
+          <w:b/>
+          <w:color w:val="960000"/>
+          <w:sz w:val="20"/>
+        </w:rPr>
+        <w:t>Y un acoplamiento que hay que dejar escrito, porque desde el 04/09 algo cuelga de él: `STATUS` es la única trama que lleva `SERIE:` y `NODE:` a la vez, y de ahí —y sólo de ahí— sale el rótulo Bluetooth del módulo</w:t>
+      </w:r>
+      <w:r>
+        <w:rPr>
+          <w:b w:val="0"/>
+          <w:color w:val="960000"/>
+          <w:sz w:val="20"/>
+        </w:rPr>
+        <w:t xml:space="preserve"> (§6.5, </w:t>
+      </w:r>
+      <w:r>
+        <w:rPr>
+          <w:rFonts w:ascii="Consolas" w:hAnsi="Consolas"/>
+          <w:color w:val="960000"/>
+          <w:sz w:val="20"/>
+        </w:rPr>
+        <w:t>src/puente.cpp:205-206</w:t>
+      </w:r>
+      <w:r>
+        <w:rPr>
+          <w:b w:val="0"/>
+          <w:color w:val="960000"/>
+          <w:sz w:val="20"/>
+        </w:rPr>
+        <w:t xml:space="preserve">). Es una dependencia </w:t>
+      </w:r>
+      <w:r>
+        <w:rPr>
+          <w:b/>
+          <w:color w:val="960000"/>
+          <w:sz w:val="20"/>
+        </w:rPr>
+        <w:t>de un campo, no de un formato</w:t>
+      </w:r>
+      <w:r>
+        <w:rPr>
+          <w:b w:val="0"/>
+          <w:color w:val="960000"/>
+          <w:sz w:val="20"/>
+        </w:rPr>
+        <w:t xml:space="preserve">: quien acorte un campo de </w:t>
+      </w:r>
+      <w:r>
+        <w:rPr>
+          <w:rFonts w:ascii="Consolas" w:hAnsi="Consolas"/>
+          <w:color w:val="960000"/>
+          <w:sz w:val="20"/>
+        </w:rPr>
+        <w:t>STATUS</w:t>
+      </w:r>
+      <w:r>
+        <w:rPr>
+          <w:b w:val="0"/>
+          <w:color w:val="960000"/>
+          <w:sz w:val="20"/>
+        </w:rPr>
+        <w:t xml:space="preserve"> para ganar los 8 B de margen de </w:t>
+      </w:r>
+      <w:r>
+        <w:rPr>
+          <w:rFonts w:ascii="Consolas" w:hAnsi="Consolas"/>
+          <w:color w:val="960000"/>
+          <w:sz w:val="20"/>
+        </w:rPr>
+        <w:t>AB-5</w:t>
+      </w:r>
+      <w:r>
+        <w:rPr>
+          <w:b w:val="0"/>
+          <w:color w:val="960000"/>
+          <w:sz w:val="20"/>
+        </w:rPr>
+        <w:t xml:space="preserve"> tiene que dejar </w:t>
+      </w:r>
+      <w:r>
+        <w:rPr>
+          <w:rFonts w:ascii="Consolas" w:hAnsi="Consolas"/>
+          <w:color w:val="960000"/>
+          <w:sz w:val="20"/>
+        </w:rPr>
+        <w:t>SERIE:</w:t>
+      </w:r>
+      <w:r>
+        <w:rPr>
+          <w:b w:val="0"/>
+          <w:color w:val="960000"/>
+          <w:sz w:val="20"/>
+        </w:rPr>
+        <w:t xml:space="preserve"> y </w:t>
+      </w:r>
+      <w:r>
+        <w:rPr>
+          <w:rFonts w:ascii="Consolas" w:hAnsi="Consolas"/>
+          <w:color w:val="960000"/>
+          <w:sz w:val="20"/>
+        </w:rPr>
+        <w:t>NODE:</w:t>
+      </w:r>
+      <w:r>
+        <w:rPr>
+          <w:b w:val="0"/>
+          <w:color w:val="960000"/>
+          <w:sz w:val="20"/>
+        </w:rPr>
+        <w:t xml:space="preserve"> en pie, o el puente deja de aprender su nombre </w:t>
+      </w:r>
+      <w:r>
+        <w:rPr>
+          <w:b/>
+          <w:color w:val="960000"/>
+          <w:sz w:val="20"/>
+        </w:rPr>
+        <w:t>en silencio</w:t>
+      </w:r>
+      <w:r>
+        <w:rPr>
+          <w:b w:val="0"/>
+          <w:color w:val="960000"/>
+          <w:sz w:val="20"/>
+        </w:rPr>
+        <w:t xml:space="preserve"> y todos los módulos se quedan en </w:t>
+      </w:r>
+      <w:r>
+        <w:rPr>
+          <w:rFonts w:ascii="Consolas" w:hAnsi="Consolas"/>
+          <w:color w:val="960000"/>
+          <w:sz w:val="20"/>
+        </w:rPr>
+        <w:t>SEM-SIN-MATRICULA</w:t>
+      </w:r>
+      <w:r>
+        <w:rPr>
+          <w:b w:val="0"/>
+          <w:color w:val="960000"/>
+          <w:sz w:val="20"/>
+        </w:rPr>
+        <w:t>.</w:t>
       </w:r>
     </w:p>
     <w:p>
@@ -12750,17 +13415,31 @@
             <w:r/>
             <w:r>
               <w:rPr>
+                <w:b w:val="0"/>
+                <w:sz w:val="19"/>
+              </w:rPr>
+              <w:t>~~</w:t>
+            </w:r>
+            <w:r>
+              <w:rPr>
                 <w:rFonts w:ascii="Consolas" w:hAnsi="Consolas"/>
                 <w:sz w:val="19"/>
               </w:rPr>
-              <w:t>$STATUS</w:t>
-            </w:r>
-            <w:r>
-              <w:rPr>
-                <w:b w:val="0"/>
-                <w:sz w:val="19"/>
-              </w:rPr>
-              <w:t xml:space="preserve"> 1/s, caso largo realista</w:t>
+              <w:t>STATUS</w:t>
+            </w:r>
+            <w:r>
+              <w:rPr>
+                <w:b w:val="0"/>
+                <w:sz w:val="19"/>
+              </w:rPr>
+              <w:t xml:space="preserve"> 1/s, caso largo realista~~ → </w:t>
+            </w:r>
+            <w:r>
+              <w:rPr>
+                <w:b/>
+                <w:sz w:val="19"/>
+              </w:rPr>
+              <w:t>`STATUS` 1 cada 2 s</w:t>
             </w:r>
           </w:p>
         </w:tc>
@@ -12775,7 +13454,14 @@
                 <w:b w:val="0"/>
                 <w:sz w:val="19"/>
               </w:rPr>
-              <w:t>124 B/s</w:t>
+              <w:t xml:space="preserve">~~124 B/s~~ → </w:t>
+            </w:r>
+            <w:r>
+              <w:rPr>
+                <w:b/>
+                <w:sz w:val="19"/>
+              </w:rPr>
+              <w:t>62 B/s</w:t>
             </w:r>
           </w:p>
         </w:tc>
@@ -12787,10 +13473,17 @@
             <w:r/>
             <w:r>
               <w:rPr>
+                <w:b w:val="0"/>
+                <w:sz w:val="19"/>
+              </w:rPr>
+              <w:t xml:space="preserve">~~12,9 %~~ → </w:t>
+            </w:r>
+            <w:r>
+              <w:rPr>
                 <w:b/>
                 <w:sz w:val="19"/>
               </w:rPr>
-              <w:t>12,9 %</w:t>
+              <w:t>6,5 %</w:t>
             </w:r>
           </w:p>
         </w:tc>
@@ -12804,17 +13497,31 @@
             <w:r/>
             <w:r>
               <w:rPr>
+                <w:b w:val="0"/>
+                <w:sz w:val="19"/>
+              </w:rPr>
+              <w:t>~~</w:t>
+            </w:r>
+            <w:r>
+              <w:rPr>
                 <w:rFonts w:ascii="Consolas" w:hAnsi="Consolas"/>
                 <w:sz w:val="19"/>
               </w:rPr>
-              <w:t>$STATUS</w:t>
-            </w:r>
-            <w:r>
-              <w:rPr>
-                <w:b w:val="0"/>
-                <w:sz w:val="19"/>
-              </w:rPr>
-              <w:t xml:space="preserve"> 1/s, tope duro</w:t>
+              <w:t>STATUS</w:t>
+            </w:r>
+            <w:r>
+              <w:rPr>
+                <w:b w:val="0"/>
+                <w:sz w:val="19"/>
+              </w:rPr>
+              <w:t xml:space="preserve"> 1/s, tope duro~~ → </w:t>
+            </w:r>
+            <w:r>
+              <w:rPr>
+                <w:b/>
+                <w:sz w:val="19"/>
+              </w:rPr>
+              <w:t>`STATUS` 1 cada 2 s, tope duro</w:t>
             </w:r>
           </w:p>
         </w:tc>
@@ -12829,7 +13536,14 @@
                 <w:b w:val="0"/>
                 <w:sz w:val="19"/>
               </w:rPr>
-              <w:t>132 B/s</w:t>
+              <w:t xml:space="preserve">~~132 B/s~~ → </w:t>
+            </w:r>
+            <w:r>
+              <w:rPr>
+                <w:b/>
+                <w:sz w:val="19"/>
+              </w:rPr>
+              <w:t>66 B/s</w:t>
             </w:r>
           </w:p>
         </w:tc>
@@ -12841,10 +13555,17 @@
             <w:r/>
             <w:r>
               <w:rPr>
+                <w:b w:val="0"/>
+                <w:sz w:val="19"/>
+              </w:rPr>
+              <w:t xml:space="preserve">~~13,8 %~~ → </w:t>
+            </w:r>
+            <w:r>
+              <w:rPr>
                 <w:b/>
                 <w:sz w:val="19"/>
               </w:rPr>
-              <w:t>13,8 %</w:t>
+              <w:t>6,9 %</w:t>
             </w:r>
           </w:p>
         </w:tc>
@@ -12935,6 +13656,20 @@
               </w:rPr>
               <w:t>354 ms de cable</w:t>
             </w:r>
+            <w:r>
+              <w:rPr>
+                <w:b w:val="0"/>
+                <w:sz w:val="19"/>
+              </w:rPr>
+              <w:t xml:space="preserve"> — </w:t>
+            </w:r>
+            <w:r>
+              <w:rPr>
+                <w:b/>
+                <w:sz w:val="19"/>
+              </w:rPr>
+              <w:t>NO cambia con la cadencia</w:t>
+            </w:r>
           </w:p>
         </w:tc>
       </w:tr>
@@ -12995,6 +13730,20 @@
                 <w:sz w:val="19"/>
               </w:rPr>
               <w:t>67 ms de cable</w:t>
+            </w:r>
+            <w:r>
+              <w:rPr>
+                <w:b w:val="0"/>
+                <w:sz w:val="19"/>
+              </w:rPr>
+              <w:t xml:space="preserve"> — </w:t>
+            </w:r>
+            <w:r>
+              <w:rPr>
+                <w:b/>
+                <w:sz w:val="19"/>
+              </w:rPr>
+              <w:t>NO cambia con la cadencia</w:t>
             </w:r>
           </w:p>
         </w:tc>
@@ -13004,6 +13753,157 @@
       <w:pPr>
         <w:spacing w:after="120"/>
       </w:pPr>
+    </w:p>
+    <w:p>
+      <w:pPr>
+        <w:spacing w:after="160"/>
+        <w:ind w:left="360"/>
+        <w:shd w:val="clear" w:fill="FFF4E5"/>
+      </w:pPr>
+      <w:r>
+        <w:rPr>
+          <w:b w:val="0"/>
+          <w:color w:val="960000"/>
+          <w:sz w:val="20"/>
+        </w:rPr>
+        <w:t xml:space="preserve">🔴 </w:t>
+      </w:r>
+      <w:r>
+        <w:rPr>
+          <w:b/>
+          <w:color w:val="960000"/>
+          <w:sz w:val="20"/>
+        </w:rPr>
+        <w:t>La bajada a 2000 ms NO divide por dos la ocupación, y esto hay que decirlo porque ya se dijo mal.</w:t>
+      </w:r>
+      <w:r>
+        <w:rPr>
+          <w:b w:val="0"/>
+          <w:color w:val="960000"/>
+          <w:sz w:val="20"/>
+        </w:rPr>
+        <w:t xml:space="preserve"> Se afirmó que dejaría el cable *«por debajo del 30 %»*. </w:t>
+      </w:r>
+      <w:r>
+        <w:rPr>
+          <w:b/>
+          <w:color w:val="960000"/>
+          <w:sz w:val="20"/>
+        </w:rPr>
+        <w:t>Es falso, y está medido: el peor segundo pasa de `528 B` (`55,0 %`) a `462 B` (`48,1 %`) de los 960 B/s.</w:t>
+      </w:r>
+      <w:r>
+        <w:rPr>
+          <w:b w:val="0"/>
+          <w:color w:val="960000"/>
+          <w:sz w:val="20"/>
+        </w:rPr>
+        <w:t xml:space="preserve"> Sólo el </w:t>
+      </w:r>
+      <w:r>
+        <w:rPr>
+          <w:rFonts w:ascii="Consolas" w:hAnsi="Consolas"/>
+          <w:color w:val="960000"/>
+          <w:sz w:val="20"/>
+        </w:rPr>
+        <w:t>STATUS</w:t>
+      </w:r>
+      <w:r>
+        <w:rPr>
+          <w:b w:val="0"/>
+          <w:color w:val="960000"/>
+          <w:sz w:val="20"/>
+        </w:rPr>
+        <w:t xml:space="preserve"> </w:t>
+      </w:r>
+      <w:r>
+        <w:rPr>
+          <w:b/>
+          <w:color w:val="960000"/>
+          <w:sz w:val="20"/>
+        </w:rPr>
+        <w:t>periódico</w:t>
+      </w:r>
+      <w:r>
+        <w:rPr>
+          <w:b w:val="0"/>
+          <w:color w:val="960000"/>
+          <w:sz w:val="20"/>
+        </w:rPr>
+        <w:t xml:space="preserve"> se parte por dos; el </w:t>
+      </w:r>
+      <w:r>
+        <w:rPr>
+          <w:rFonts w:ascii="Consolas" w:hAnsi="Consolas"/>
+          <w:color w:val="960000"/>
+          <w:sz w:val="20"/>
+        </w:rPr>
+        <w:t>EVENT</w:t>
+      </w:r>
+      <w:r>
+        <w:rPr>
+          <w:b w:val="0"/>
+          <w:color w:val="960000"/>
+          <w:sz w:val="20"/>
+        </w:rPr>
+        <w:t xml:space="preserve">, el </w:t>
+      </w:r>
+      <w:r>
+        <w:rPr>
+          <w:rFonts w:ascii="Consolas" w:hAnsi="Consolas"/>
+          <w:color w:val="960000"/>
+          <w:sz w:val="20"/>
+        </w:rPr>
+        <w:t>ALARM</w:t>
+      </w:r>
+      <w:r>
+        <w:rPr>
+          <w:b w:val="0"/>
+          <w:color w:val="960000"/>
+          <w:sz w:val="20"/>
+        </w:rPr>
+        <w:t xml:space="preserve"> y el </w:t>
+      </w:r>
+      <w:r>
+        <w:rPr>
+          <w:rFonts w:ascii="Consolas" w:hAnsi="Consolas"/>
+          <w:color w:val="960000"/>
+          <w:sz w:val="20"/>
+        </w:rPr>
+        <w:t>ACK</w:t>
+      </w:r>
+      <w:r>
+        <w:rPr>
+          <w:b w:val="0"/>
+          <w:color w:val="960000"/>
+          <w:sz w:val="20"/>
+        </w:rPr>
+        <w:t xml:space="preserve"> que caen en ese mismo segundo </w:t>
+      </w:r>
+      <w:r>
+        <w:rPr>
+          <w:b/>
+          <w:color w:val="960000"/>
+          <w:sz w:val="20"/>
+        </w:rPr>
+        <w:t>no escalan con la cadencia</w:t>
+      </w:r>
+      <w:r>
+        <w:rPr>
+          <w:b w:val="0"/>
+          <w:color w:val="960000"/>
+          <w:sz w:val="20"/>
+        </w:rPr>
+        <w:t xml:space="preserve"> — la cuenta anterior daba por hecho que la ráfaga escalaba, y no escala. Las dos primeras filas de la tabla son la parte periódica; </w:t>
+      </w:r>
+      <w:r>
+        <w:rPr>
+          <w:b/>
+          <w:color w:val="960000"/>
+          <w:sz w:val="20"/>
+        </w:rPr>
+        <w:t>el número que decide es el peor segundo, y es `48,1 %`.</w:t>
+      </w:r>
     </w:p>
     <w:p>
       <w:pPr>
@@ -13370,14 +14270,641 @@
     </w:p>
     <w:p>
       <w:pPr>
-        <w:spacing w:after="120"/>
-      </w:pPr>
-      <w:r>
-        <w:rPr>
-          <w:b w:val="0"/>
-          <w:sz w:val="21"/>
-        </w:rPr>
-        <w:t>Va primero porque las otras dos funciones cuelgan de que el ESP32 siga vivo, y hoy **nada garantiza</w:t>
+        <w:spacing w:after="160"/>
+        <w:ind w:left="360"/>
+        <w:shd w:val="clear" w:fill="FFF4E5"/>
+      </w:pPr>
+      <w:r>
+        <w:rPr>
+          <w:b w:val="0"/>
+          <w:color w:val="960000"/>
+          <w:sz w:val="20"/>
+        </w:rPr>
+        <w:t xml:space="preserve">✅ 01/09/2026 — YA ESTÁ CONSTRUIDO. Este apartado dejó de ser una especificación El watchdog del ESP32 </w:t>
+      </w:r>
+      <w:r>
+        <w:rPr>
+          <w:b/>
+          <w:color w:val="960000"/>
+          <w:sz w:val="20"/>
+        </w:rPr>
+        <w:t>existe, compila y está en la compuerta</w:t>
+      </w:r>
+      <w:r>
+        <w:rPr>
+          <w:b w:val="0"/>
+          <w:color w:val="960000"/>
+          <w:sz w:val="20"/>
+        </w:rPr>
+        <w:t xml:space="preserve">. Lo que sigue se conserva porque es el porqué y los requisitos que se le exigieron, pero </w:t>
+      </w:r>
+      <w:r>
+        <w:rPr>
+          <w:b/>
+          <w:color w:val="960000"/>
+          <w:sz w:val="20"/>
+        </w:rPr>
+        <w:t>léalo en pasado</w:t>
+      </w:r>
+      <w:r>
+        <w:rPr>
+          <w:b w:val="0"/>
+          <w:color w:val="960000"/>
+          <w:sz w:val="20"/>
+        </w:rPr>
+        <w:t xml:space="preserve">: ya no describe lo que hay que hacer, describe lo que se hizo. </w:t>
+      </w:r>
+      <w:r>
+        <w:rPr>
+          <w:b/>
+          <w:color w:val="960000"/>
+          <w:sz w:val="20"/>
+        </w:rPr>
+        <w:t>MEDIDO el 02/09</w:t>
+      </w:r>
+      <w:r>
+        <w:rPr>
+          <w:b w:val="0"/>
+          <w:color w:val="960000"/>
+          <w:sz w:val="20"/>
+        </w:rPr>
+        <w:t xml:space="preserve">, en </w:t>
+      </w:r>
+      <w:r>
+        <w:rPr>
+          <w:rFonts w:ascii="Consolas" w:hAnsi="Consolas"/>
+          <w:color w:val="960000"/>
+          <w:sz w:val="20"/>
+        </w:rPr>
+        <w:t>01_Firmware/ESP32_Expansion/</w:t>
+      </w:r>
+      <w:r>
+        <w:rPr>
+          <w:b w:val="0"/>
+          <w:color w:val="960000"/>
+          <w:sz w:val="20"/>
+        </w:rPr>
+        <w:t xml:space="preserve"> (proyecto PlatformIO real, </w:t>
+      </w:r>
+      <w:r>
+        <w:rPr>
+          <w:rFonts w:ascii="Consolas" w:hAnsi="Consolas"/>
+          <w:color w:val="960000"/>
+          <w:sz w:val="20"/>
+        </w:rPr>
+        <w:t>esp32dev</w:t>
+      </w:r>
+      <w:r>
+        <w:rPr>
+          <w:b w:val="0"/>
+          <w:color w:val="960000"/>
+          <w:sz w:val="20"/>
+        </w:rPr>
+        <w:t xml:space="preserve">): | | | |---|---| | qué watchdog | </w:t>
+      </w:r>
+      <w:r>
+        <w:rPr>
+          <w:b/>
+          <w:color w:val="960000"/>
+          <w:sz w:val="20"/>
+        </w:rPr>
+        <w:t>Task Watchdog Timer del IDF</w:t>
+      </w:r>
+      <w:r>
+        <w:rPr>
+          <w:b w:val="0"/>
+          <w:color w:val="960000"/>
+          <w:sz w:val="20"/>
+        </w:rPr>
+        <w:t xml:space="preserve">, con *panic* — </w:t>
+      </w:r>
+      <w:r>
+        <w:rPr>
+          <w:b/>
+          <w:color w:val="960000"/>
+          <w:sz w:val="20"/>
+        </w:rPr>
+        <w:t>reinicia</w:t>
+      </w:r>
+      <w:r>
+        <w:rPr>
+          <w:b w:val="0"/>
+          <w:color w:val="960000"/>
+          <w:sz w:val="20"/>
+        </w:rPr>
+        <w:t>, no sólo avisa (</w:t>
+      </w:r>
+      <w:r>
+        <w:rPr>
+          <w:rFonts w:ascii="Consolas" w:hAnsi="Consolas"/>
+          <w:color w:val="960000"/>
+          <w:sz w:val="20"/>
+        </w:rPr>
+        <w:t>src/vigilante.cpp:24</w:t>
+      </w:r>
+      <w:r>
+        <w:rPr>
+          <w:b w:val="0"/>
+          <w:color w:val="960000"/>
+          <w:sz w:val="20"/>
+        </w:rPr>
+        <w:t xml:space="preserve">) | | periodo | </w:t>
+      </w:r>
+      <w:r>
+        <w:rPr>
+          <w:b/>
+          <w:color w:val="960000"/>
+          <w:sz w:val="20"/>
+        </w:rPr>
+        <w:t>2 s</w:t>
+      </w:r>
+      <w:r>
+        <w:rPr>
+          <w:b w:val="0"/>
+          <w:color w:val="960000"/>
+          <w:sz w:val="20"/>
+        </w:rPr>
+        <w:t xml:space="preserve"> — </w:t>
+      </w:r>
+      <w:r>
+        <w:rPr>
+          <w:rFonts w:ascii="Consolas" w:hAnsi="Consolas"/>
+          <w:color w:val="960000"/>
+          <w:sz w:val="20"/>
+        </w:rPr>
+        <w:t>ESP32_WDT_MS 2000UL</w:t>
+      </w:r>
+      <w:r>
+        <w:rPr>
+          <w:b w:val="0"/>
+          <w:color w:val="960000"/>
+          <w:sz w:val="20"/>
+        </w:rPr>
+        <w:t xml:space="preserve"> (</w:t>
+      </w:r>
+      <w:r>
+        <w:rPr>
+          <w:rFonts w:ascii="Consolas" w:hAnsi="Consolas"/>
+          <w:color w:val="960000"/>
+          <w:sz w:val="20"/>
+        </w:rPr>
+        <w:t>include/contrato.h:102</w:t>
+      </w:r>
+      <w:r>
+        <w:rPr>
+          <w:b w:val="0"/>
+          <w:color w:val="960000"/>
+          <w:sz w:val="20"/>
+        </w:rPr>
+        <w:t xml:space="preserve">) | | dónde se arma | </w:t>
+      </w:r>
+      <w:r>
+        <w:rPr>
+          <w:rFonts w:ascii="Consolas" w:hAnsi="Consolas"/>
+          <w:color w:val="960000"/>
+          <w:sz w:val="20"/>
+        </w:rPr>
+        <w:t>setup()</w:t>
+      </w:r>
+      <w:r>
+        <w:rPr>
+          <w:b w:val="0"/>
+          <w:color w:val="960000"/>
+          <w:sz w:val="20"/>
+        </w:rPr>
+        <w:t xml:space="preserve">, </w:t>
+      </w:r>
+      <w:r>
+        <w:rPr>
+          <w:b/>
+          <w:color w:val="960000"/>
+          <w:sz w:val="20"/>
+        </w:rPr>
+        <w:t>antes</w:t>
+      </w:r>
+      <w:r>
+        <w:rPr>
+          <w:b w:val="0"/>
+          <w:color w:val="960000"/>
+          <w:sz w:val="20"/>
+        </w:rPr>
+        <w:t xml:space="preserve"> del SPP y del I²C (</w:t>
+      </w:r>
+      <w:r>
+        <w:rPr>
+          <w:rFonts w:ascii="Consolas" w:hAnsi="Consolas"/>
+          <w:color w:val="960000"/>
+          <w:sz w:val="20"/>
+        </w:rPr>
+        <w:t>src/main.cpp:58</w:t>
+      </w:r>
+      <w:r>
+        <w:rPr>
+          <w:b w:val="0"/>
+          <w:color w:val="960000"/>
+          <w:sz w:val="20"/>
+        </w:rPr>
+        <w:t xml:space="preserve">) — requisito </w:t>
+      </w:r>
+      <w:r>
+        <w:rPr>
+          <w:rFonts w:ascii="Consolas" w:hAnsi="Consolas"/>
+          <w:color w:val="960000"/>
+          <w:sz w:val="20"/>
+        </w:rPr>
+        <w:t>W-5</w:t>
+      </w:r>
+      <w:r>
+        <w:rPr>
+          <w:b w:val="0"/>
+          <w:color w:val="960000"/>
+          <w:sz w:val="20"/>
+        </w:rPr>
+        <w:t xml:space="preserve"> | | qué tarea vigila | la que bombea bytes (</w:t>
+      </w:r>
+      <w:r>
+        <w:rPr>
+          <w:rFonts w:ascii="Consolas" w:hAnsi="Consolas"/>
+          <w:color w:val="960000"/>
+          <w:sz w:val="20"/>
+        </w:rPr>
+        <w:t>esp_task_wdt_add(NULL)</w:t>
+      </w:r>
+      <w:r>
+        <w:rPr>
+          <w:b w:val="0"/>
+          <w:color w:val="960000"/>
+          <w:sz w:val="20"/>
+        </w:rPr>
+        <w:t xml:space="preserve">, </w:t>
+      </w:r>
+      <w:r>
+        <w:rPr>
+          <w:rFonts w:ascii="Consolas" w:hAnsi="Consolas"/>
+          <w:color w:val="960000"/>
+          <w:sz w:val="20"/>
+        </w:rPr>
+        <w:t>src/vigilante.cpp:40</w:t>
+      </w:r>
+      <w:r>
+        <w:rPr>
+          <w:b w:val="0"/>
+          <w:color w:val="960000"/>
+          <w:sz w:val="20"/>
+        </w:rPr>
+        <w:t xml:space="preserve">) — </w:t>
+      </w:r>
+      <w:r>
+        <w:rPr>
+          <w:rFonts w:ascii="Consolas" w:hAnsi="Consolas"/>
+          <w:color w:val="960000"/>
+          <w:sz w:val="20"/>
+        </w:rPr>
+        <w:t>W-1</w:t>
+      </w:r>
+      <w:r>
+        <w:rPr>
+          <w:b w:val="0"/>
+          <w:color w:val="960000"/>
+          <w:sz w:val="20"/>
+        </w:rPr>
+        <w:t xml:space="preserve"> | | dónde se alimenta | una vez por vuelta del </w:t>
+      </w:r>
+      <w:r>
+        <w:rPr>
+          <w:rFonts w:ascii="Consolas" w:hAnsi="Consolas"/>
+          <w:color w:val="960000"/>
+          <w:sz w:val="20"/>
+        </w:rPr>
+        <w:t>loop()</w:t>
+      </w:r>
+      <w:r>
+        <w:rPr>
+          <w:b w:val="0"/>
+          <w:color w:val="960000"/>
+          <w:sz w:val="20"/>
+        </w:rPr>
+        <w:t>, al final (</w:t>
+      </w:r>
+      <w:r>
+        <w:rPr>
+          <w:rFonts w:ascii="Consolas" w:hAnsi="Consolas"/>
+          <w:color w:val="960000"/>
+          <w:sz w:val="20"/>
+        </w:rPr>
+        <w:t>src/main.cpp:89</w:t>
+      </w:r>
+      <w:r>
+        <w:rPr>
+          <w:b w:val="0"/>
+          <w:color w:val="960000"/>
+          <w:sz w:val="20"/>
+        </w:rPr>
+        <w:t xml:space="preserve">) | | fuera del bucle interior | ✅ </w:t>
+      </w:r>
+      <w:r>
+        <w:rPr>
+          <w:rFonts w:ascii="Consolas" w:hAnsi="Consolas"/>
+          <w:color w:val="960000"/>
+          <w:sz w:val="20"/>
+        </w:rPr>
+        <w:t>W-3</w:t>
+      </w:r>
+      <w:r>
+        <w:rPr>
+          <w:b w:val="0"/>
+          <w:color w:val="960000"/>
+          <w:sz w:val="20"/>
+        </w:rPr>
+        <w:t xml:space="preserve"> respetado; el </w:t>
+      </w:r>
+      <w:r>
+        <w:rPr>
+          <w:rFonts w:ascii="Consolas" w:hAnsi="Consolas"/>
+          <w:color w:val="960000"/>
+          <w:sz w:val="20"/>
+        </w:rPr>
+        <w:t>while</w:t>
+      </w:r>
+      <w:r>
+        <w:rPr>
+          <w:b w:val="0"/>
+          <w:color w:val="960000"/>
+          <w:sz w:val="20"/>
+        </w:rPr>
+        <w:t xml:space="preserve"> interior está topado en </w:t>
+      </w:r>
+      <w:r>
+        <w:rPr>
+          <w:rFonts w:ascii="Consolas" w:hAnsi="Consolas"/>
+          <w:color w:val="960000"/>
+          <w:sz w:val="20"/>
+        </w:rPr>
+        <w:t>PUENTE_MAX_ITER 64</w:t>
+      </w:r>
+      <w:r>
+        <w:rPr>
+          <w:b w:val="0"/>
+          <w:color w:val="960000"/>
+          <w:sz w:val="20"/>
+        </w:rPr>
+        <w:t xml:space="preserve"> | Lo vigilan dos packs del banco: </w:t>
+      </w:r>
+      <w:r>
+        <w:rPr>
+          <w:rFonts w:ascii="Consolas" w:hAnsi="Consolas"/>
+          <w:color w:val="960000"/>
+          <w:sz w:val="20"/>
+        </w:rPr>
+        <w:t>esp32_01_watchdog_desigualdad</w:t>
+      </w:r>
+      <w:r>
+        <w:rPr>
+          <w:b w:val="0"/>
+          <w:color w:val="960000"/>
+          <w:sz w:val="20"/>
+        </w:rPr>
+        <w:t xml:space="preserve"> y </w:t>
+      </w:r>
+      <w:r>
+        <w:rPr>
+          <w:rFonts w:ascii="Consolas" w:hAnsi="Consolas"/>
+          <w:color w:val="960000"/>
+          <w:sz w:val="20"/>
+        </w:rPr>
+        <w:t>esp32_02_watchdog_alimentado</w:t>
+      </w:r>
+      <w:r>
+        <w:rPr>
+          <w:b w:val="0"/>
+          <w:color w:val="960000"/>
+          <w:sz w:val="20"/>
+        </w:rPr>
+        <w:t xml:space="preserve">. 🟠 </w:t>
+      </w:r>
+      <w:r>
+        <w:rPr>
+          <w:b/>
+          <w:color w:val="960000"/>
+          <w:sz w:val="20"/>
+        </w:rPr>
+        <w:t>Lo que sigue SIN VERIFICAR, y no se disimula:</w:t>
+      </w:r>
+      <w:r>
+        <w:rPr>
+          <w:b w:val="0"/>
+          <w:color w:val="960000"/>
+          <w:sz w:val="20"/>
+        </w:rPr>
+        <w:t xml:space="preserve"> </w:t>
+      </w:r>
+      <w:r>
+        <w:rPr>
+          <w:rFonts w:ascii="Consolas" w:hAnsi="Consolas"/>
+          <w:color w:val="960000"/>
+          <w:sz w:val="20"/>
+        </w:rPr>
+        <w:t>ESP32_ARRANQUE_MS</w:t>
+      </w:r>
+      <w:r>
+        <w:rPr>
+          <w:b w:val="0"/>
+          <w:color w:val="960000"/>
+          <w:sz w:val="20"/>
+        </w:rPr>
+        <w:t xml:space="preserve"> vale </w:t>
+      </w:r>
+      <w:r>
+        <w:rPr>
+          <w:b/>
+          <w:color w:val="960000"/>
+          <w:sz w:val="20"/>
+        </w:rPr>
+        <w:t>1500 ms</w:t>
+      </w:r>
+      <w:r>
+        <w:rPr>
+          <w:b w:val="0"/>
+          <w:color w:val="960000"/>
+          <w:sz w:val="20"/>
+        </w:rPr>
+        <w:t xml:space="preserve"> y lleva su propio marcador de que </w:t>
+      </w:r>
+      <w:r>
+        <w:rPr>
+          <w:b/>
+          <w:color w:val="960000"/>
+          <w:sz w:val="20"/>
+        </w:rPr>
+        <w:t>nadie lo ha medido</w:t>
+      </w:r>
+      <w:r>
+        <w:rPr>
+          <w:b w:val="0"/>
+          <w:color w:val="960000"/>
+          <w:sz w:val="20"/>
+        </w:rPr>
+        <w:t xml:space="preserve"> (</w:t>
+      </w:r>
+      <w:r>
+        <w:rPr>
+          <w:rFonts w:ascii="Consolas" w:hAnsi="Consolas"/>
+          <w:color w:val="960000"/>
+          <w:sz w:val="20"/>
+        </w:rPr>
+        <w:t>contrato.h:120-121</w:t>
+      </w:r>
+      <w:r>
+        <w:rPr>
+          <w:b w:val="0"/>
+          <w:color w:val="960000"/>
+          <w:sz w:val="20"/>
+        </w:rPr>
+        <w:t xml:space="preserve">, </w:t>
+      </w:r>
+      <w:r>
+        <w:rPr>
+          <w:rFonts w:ascii="Consolas" w:hAnsi="Consolas"/>
+          <w:color w:val="960000"/>
+          <w:sz w:val="20"/>
+        </w:rPr>
+        <w:t>ESP32_ARRANQUE_MEDIDO 0</w:t>
+      </w:r>
+      <w:r>
+        <w:rPr>
+          <w:b w:val="0"/>
+          <w:color w:val="960000"/>
+          <w:sz w:val="20"/>
+        </w:rPr>
+        <w:t xml:space="preserve">). El margen de la desigualdad de §4.2 se apoya en ese número: </w:t>
+      </w:r>
+      <w:r>
+        <w:rPr>
+          <w:b/>
+          <w:color w:val="960000"/>
+          <w:sz w:val="20"/>
+        </w:rPr>
+        <w:t>es un supuesto, no una medida</w:t>
+      </w:r>
+      <w:r>
+        <w:rPr>
+          <w:b w:val="0"/>
+          <w:color w:val="960000"/>
+          <w:sz w:val="20"/>
+        </w:rPr>
+        <w:t xml:space="preserve">. Es </w:t>
+      </w:r>
+      <w:r>
+        <w:rPr>
+          <w:rFonts w:ascii="Consolas" w:hAnsi="Consolas"/>
+          <w:color w:val="960000"/>
+          <w:sz w:val="20"/>
+        </w:rPr>
+        <w:t>AB-3</w:t>
+      </w:r>
+      <w:r>
+        <w:rPr>
+          <w:b w:val="0"/>
+          <w:color w:val="960000"/>
+          <w:sz w:val="20"/>
+        </w:rPr>
+        <w:t xml:space="preserve">, y se cierra con el módulo en la mano. 🔴 </w:t>
+      </w:r>
+      <w:r>
+        <w:rPr>
+          <w:b/>
+          <w:color w:val="960000"/>
+          <w:sz w:val="20"/>
+        </w:rPr>
+        <w:t>Y lo que un watchdog NO resuelve sigue igual de abierto:</w:t>
+      </w:r>
+      <w:r>
+        <w:rPr>
+          <w:b w:val="0"/>
+          <w:color w:val="960000"/>
+          <w:sz w:val="20"/>
+        </w:rPr>
+        <w:t xml:space="preserve"> rescata al ESP32 </w:t>
+      </w:r>
+      <w:r>
+        <w:rPr>
+          <w:b/>
+          <w:color w:val="960000"/>
+          <w:sz w:val="20"/>
+        </w:rPr>
+        <w:t>colgado</w:t>
+      </w:r>
+      <w:r>
+        <w:rPr>
+          <w:b w:val="0"/>
+          <w:color w:val="960000"/>
+          <w:sz w:val="20"/>
+        </w:rPr>
+        <w:t xml:space="preserve">; no hace nada por uno </w:t>
+      </w:r>
+      <w:r>
+        <w:rPr>
+          <w:b/>
+          <w:color w:val="960000"/>
+          <w:sz w:val="20"/>
+        </w:rPr>
+        <w:t>muerto o desalimentado</w:t>
+      </w:r>
+      <w:r>
+        <w:rPr>
+          <w:b w:val="0"/>
+          <w:color w:val="960000"/>
+          <w:sz w:val="20"/>
+        </w:rPr>
+        <w:t xml:space="preserve">, y </w:t>
+      </w:r>
+      <w:r>
+        <w:rPr>
+          <w:b/>
+          <w:color w:val="960000"/>
+          <w:sz w:val="20"/>
+        </w:rPr>
+        <w:t>SFTY-6 no lo ve</w:t>
+      </w:r>
+      <w:r>
+        <w:rPr>
+          <w:b w:val="0"/>
+          <w:color w:val="960000"/>
+          <w:sz w:val="20"/>
+        </w:rPr>
+        <w:t xml:space="preserve"> porque mira la radio, no </w:t>
+      </w:r>
+      <w:r>
+        <w:rPr>
+          <w:rFonts w:ascii="Consolas" w:hAnsi="Consolas"/>
+          <w:color w:val="960000"/>
+          <w:sz w:val="20"/>
+        </w:rPr>
+        <w:t>J17</w:t>
+      </w:r>
+      <w:r>
+        <w:rPr>
+          <w:b w:val="0"/>
+          <w:color w:val="960000"/>
+          <w:sz w:val="20"/>
+        </w:rPr>
+        <w:t xml:space="preserve">. Es </w:t>
+      </w:r>
+      <w:r>
+        <w:rPr>
+          <w:rFonts w:ascii="Consolas" w:hAnsi="Consolas"/>
+          <w:color w:val="960000"/>
+          <w:sz w:val="20"/>
+        </w:rPr>
+        <w:t>AB-1</w:t>
+      </w:r>
+      <w:r>
+        <w:rPr>
+          <w:b w:val="0"/>
+          <w:color w:val="960000"/>
+          <w:sz w:val="20"/>
+        </w:rPr>
+        <w:t>, y es del responsable.</w:t>
       </w:r>
     </w:p>
     <w:p>
@@ -13389,7 +14916,33 @@
           <w:b w:val="0"/>
           <w:sz w:val="21"/>
         </w:rPr>
-        <w:t>que lo esté**.</w:t>
+        <w:t>Va primero porque las otras dos funciones cuelgan de que el ESP32 siga vivo, y cuando se escribió</w:t>
+      </w:r>
+    </w:p>
+    <w:p>
+      <w:pPr>
+        <w:spacing w:after="120"/>
+      </w:pPr>
+      <w:r>
+        <w:rPr>
+          <w:b w:val="0"/>
+          <w:sz w:val="21"/>
+        </w:rPr>
+        <w:t xml:space="preserve">esto </w:t>
+      </w:r>
+      <w:r>
+        <w:rPr>
+          <w:b/>
+          <w:sz w:val="21"/>
+        </w:rPr>
+        <w:t>nada garantizaba</w:t>
+      </w:r>
+      <w:r>
+        <w:rPr>
+          <w:b w:val="0"/>
+          <w:sz w:val="21"/>
+        </w:rPr>
+        <w:t xml:space="preserve"> que lo estuviera.</w:t>
       </w:r>
     </w:p>
     <w:p>
@@ -13434,10 +14987,17 @@
       </w:pPr>
       <w:r>
         <w:rPr>
-          <w:b w:val="0"/>
-          <w:sz w:val="21"/>
-        </w:rPr>
-        <w:t>**Los dos STM32 tienen watchdog a 4 s con refresco en el bucle. El ESP32 de este proyecto no tiene</w:t>
+          <w:b/>
+          <w:sz w:val="21"/>
+        </w:rPr>
+        <w:t>Los dos STM32 tienen watchdog a 4 s con refresco en el bucle.</w:t>
+      </w:r>
+      <w:r>
+        <w:rPr>
+          <w:b w:val="0"/>
+          <w:sz w:val="21"/>
+        </w:rPr>
+        <w:t xml:space="preserve"> ~~El ESP32 de este proyecto no</w:t>
       </w:r>
     </w:p>
     <w:p>
@@ -13449,33 +15009,214 @@
           <w:b w:val="0"/>
           <w:sz w:val="21"/>
         </w:rPr>
-        <w:t xml:space="preserve">ninguno.** Lo confirma </w:t>
-      </w:r>
-      <w:r>
-        <w:rPr>
-          <w:rFonts w:ascii="Consolas" w:hAnsi="Consolas"/>
-          <w:sz w:val="21"/>
-        </w:rPr>
-        <w:t>OPTIMIZACIONES.md:55</w:t>
-      </w:r>
-      <w:r>
-        <w:rPr>
-          <w:b w:val="0"/>
-          <w:sz w:val="21"/>
-        </w:rPr>
-        <w:t xml:space="preserve"> en la propia definición de SFTY-1: *«El Repetidor</w:t>
+        <w:t>tiene ninguno.~~</w:t>
       </w:r>
     </w:p>
     <w:p>
       <w:pPr>
-        <w:spacing w:after="120"/>
-      </w:pPr>
-      <w:r>
-        <w:rPr>
-          <w:b w:val="0"/>
-          <w:sz w:val="21"/>
-        </w:rPr>
-        <w:t>ESP32 no implementa watchdog.»*</w:t>
+        <w:spacing w:after="160"/>
+        <w:ind w:left="360"/>
+        <w:shd w:val="clear" w:fill="FFF4E5"/>
+      </w:pPr>
+      <w:r>
+        <w:rPr>
+          <w:b w:val="0"/>
+          <w:color w:val="960000"/>
+          <w:sz w:val="20"/>
+        </w:rPr>
+        <w:t xml:space="preserve">⚠️ </w:t>
+      </w:r>
+      <w:r>
+        <w:rPr>
+          <w:b/>
+          <w:color w:val="960000"/>
+          <w:sz w:val="20"/>
+        </w:rPr>
+        <w:t>CADUCADO EL 01/09 — y hay que distinguir DOS ESP32, que no son el mismo.</w:t>
+      </w:r>
+      <w:r>
+        <w:rPr>
+          <w:b w:val="0"/>
+          <w:color w:val="960000"/>
+          <w:sz w:val="20"/>
+        </w:rPr>
+        <w:t xml:space="preserve"> | | watchdog | |---|---| | </w:t>
+      </w:r>
+      <w:r>
+        <w:rPr>
+          <w:b/>
+          <w:color w:val="960000"/>
+          <w:sz w:val="20"/>
+        </w:rPr>
+        <w:t>`01_Firmware/Repetidor/`</w:t>
+      </w:r>
+      <w:r>
+        <w:rPr>
+          <w:b w:val="0"/>
+          <w:color w:val="960000"/>
+          <w:sz w:val="20"/>
+        </w:rPr>
+        <w:t xml:space="preserve"> — el ESP32 del repetidor | ❌ </w:t>
+      </w:r>
+      <w:r>
+        <w:rPr>
+          <w:b/>
+          <w:color w:val="960000"/>
+          <w:sz w:val="20"/>
+        </w:rPr>
+        <w:t>sigue sin tener.</w:t>
+      </w:r>
+      <w:r>
+        <w:rPr>
+          <w:b w:val="0"/>
+          <w:color w:val="960000"/>
+          <w:sz w:val="20"/>
+        </w:rPr>
+        <w:t xml:space="preserve"> </w:t>
+      </w:r>
+      <w:r>
+        <w:rPr>
+          <w:rFonts w:ascii="Consolas" w:hAnsi="Consolas"/>
+          <w:color w:val="960000"/>
+          <w:sz w:val="20"/>
+        </w:rPr>
+        <w:t>grep -rniE "watchdog\|esp_task_wdt\|WDT"</w:t>
+      </w:r>
+      <w:r>
+        <w:rPr>
+          <w:b w:val="0"/>
+          <w:color w:val="960000"/>
+          <w:sz w:val="20"/>
+        </w:rPr>
+        <w:t xml:space="preserve"> sobre esa carpeta da </w:t>
+      </w:r>
+      <w:r>
+        <w:rPr>
+          <w:b/>
+          <w:color w:val="960000"/>
+          <w:sz w:val="20"/>
+        </w:rPr>
+        <w:t>cero</w:t>
+      </w:r>
+      <w:r>
+        <w:rPr>
+          <w:b w:val="0"/>
+          <w:color w:val="960000"/>
+          <w:sz w:val="20"/>
+        </w:rPr>
+        <w:t xml:space="preserve"> | | </w:t>
+      </w:r>
+      <w:r>
+        <w:rPr>
+          <w:b/>
+          <w:color w:val="960000"/>
+          <w:sz w:val="20"/>
+        </w:rPr>
+        <w:t>`01_Firmware/ESP32_Expansion/`</w:t>
+      </w:r>
+      <w:r>
+        <w:rPr>
+          <w:b w:val="0"/>
+          <w:color w:val="960000"/>
+          <w:sz w:val="20"/>
+        </w:rPr>
+        <w:t xml:space="preserve"> — el puente de </w:t>
+      </w:r>
+      <w:r>
+        <w:rPr>
+          <w:rFonts w:ascii="Consolas" w:hAnsi="Consolas"/>
+          <w:color w:val="960000"/>
+          <w:sz w:val="20"/>
+        </w:rPr>
+        <w:t>J17</w:t>
+      </w:r>
+      <w:r>
+        <w:rPr>
+          <w:b w:val="0"/>
+          <w:color w:val="960000"/>
+          <w:sz w:val="20"/>
+        </w:rPr>
+        <w:t xml:space="preserve">, el de esta especificación | ✅ </w:t>
+      </w:r>
+      <w:r>
+        <w:rPr>
+          <w:b/>
+          <w:color w:val="960000"/>
+          <w:sz w:val="20"/>
+        </w:rPr>
+        <w:t>SÍ tiene</w:t>
+      </w:r>
+      <w:r>
+        <w:rPr>
+          <w:b w:val="0"/>
+          <w:color w:val="960000"/>
+          <w:sz w:val="20"/>
+        </w:rPr>
+        <w:t>, TWDT a 2 s (</w:t>
+      </w:r>
+      <w:r>
+        <w:rPr>
+          <w:rFonts w:ascii="Consolas" w:hAnsi="Consolas"/>
+          <w:color w:val="960000"/>
+          <w:sz w:val="20"/>
+        </w:rPr>
+        <w:t>src/vigilante.cpp:24</w:t>
+      </w:r>
+      <w:r>
+        <w:rPr>
+          <w:b w:val="0"/>
+          <w:color w:val="960000"/>
+          <w:sz w:val="20"/>
+        </w:rPr>
+        <w:t xml:space="preserve">) | La frase de </w:t>
+      </w:r>
+      <w:r>
+        <w:rPr>
+          <w:rFonts w:ascii="Consolas" w:hAnsi="Consolas"/>
+          <w:color w:val="960000"/>
+          <w:sz w:val="20"/>
+        </w:rPr>
+        <w:t>OPTIMIZACIONES.md:55</w:t>
+      </w:r>
+      <w:r>
+        <w:rPr>
+          <w:b w:val="0"/>
+          <w:color w:val="960000"/>
+          <w:sz w:val="20"/>
+        </w:rPr>
+        <w:t xml:space="preserve"> habla del </w:t>
+      </w:r>
+      <w:r>
+        <w:rPr>
+          <w:b/>
+          <w:color w:val="960000"/>
+          <w:sz w:val="20"/>
+        </w:rPr>
+        <w:t>Repetidor</w:t>
+      </w:r>
+      <w:r>
+        <w:rPr>
+          <w:b w:val="0"/>
+          <w:color w:val="960000"/>
+          <w:sz w:val="20"/>
+        </w:rPr>
+        <w:t xml:space="preserve"> y sigue siendo cierta para él. </w:t>
+      </w:r>
+      <w:r>
+        <w:rPr>
+          <w:b/>
+          <w:color w:val="960000"/>
+          <w:sz w:val="20"/>
+        </w:rPr>
+        <w:t>No es cierta para el puente</w:t>
+      </w:r>
+      <w:r>
+        <w:rPr>
+          <w:b w:val="0"/>
+          <w:color w:val="960000"/>
+          <w:sz w:val="20"/>
+        </w:rPr>
+        <w:t>, que es el sujeto de este documento. Confundir los dos es fácil y aquí ya pasó: se conserva la distinción escrita.</w:t>
       </w:r>
     </w:p>
     <w:p>
@@ -20308,6 +22049,1352 @@
     </w:p>
     <w:p>
       <w:pPr>
+        <w:spacing w:before="200" w:after="120"/>
+      </w:pPr>
+      <w:r>
+        <w:rPr>
+          <w:b/>
+          <w:color w:val="003366"/>
+          <w:sz w:val="23"/>
+        </w:rPr>
+        <w:t>6.5 🆕 (04/09) El rótulo del dispositivo — y por qué desde hoy decide algo</w:t>
+      </w:r>
+    </w:p>
+    <w:p>
+      <w:pPr>
+        <w:spacing w:after="120"/>
+      </w:pPr>
+      <w:r>
+        <w:rPr>
+          <w:b/>
+          <w:sz w:val="21"/>
+        </w:rPr>
+        <w:t>Este apartado no existía, y la ausencia es el hallazgo.</w:t>
+      </w:r>
+      <w:r>
+        <w:rPr>
+          <w:b w:val="0"/>
+          <w:sz w:val="21"/>
+        </w:rPr>
+        <w:t xml:space="preserve"> El firmware del puente ya rotula desde</w:t>
+      </w:r>
+    </w:p>
+    <w:p>
+      <w:pPr>
+        <w:spacing w:after="120"/>
+      </w:pPr>
+      <w:r>
+        <w:rPr>
+          <w:b w:val="0"/>
+          <w:sz w:val="21"/>
+        </w:rPr>
+        <w:t xml:space="preserve">que se escribió, y la especificación </w:t>
+      </w:r>
+      <w:r>
+        <w:rPr>
+          <w:b/>
+          <w:sz w:val="21"/>
+        </w:rPr>
+        <w:t>no lo decía en ninguna parte</w:t>
+      </w:r>
+      <w:r>
+        <w:rPr>
+          <w:b w:val="0"/>
+          <w:sz w:val="21"/>
+        </w:rPr>
+        <w:t xml:space="preserve">: </w:t>
+      </w:r>
+      <w:r>
+        <w:rPr>
+          <w:rFonts w:ascii="Consolas" w:hAnsi="Consolas"/>
+          <w:sz w:val="21"/>
+        </w:rPr>
+        <w:t>grep -i "rotulo|SEM-"</w:t>
+      </w:r>
+      <w:r>
+        <w:rPr>
+          <w:b w:val="0"/>
+          <w:sz w:val="21"/>
+        </w:rPr>
+        <w:t xml:space="preserve"> sobre</w:t>
+      </w:r>
+    </w:p>
+    <w:p>
+      <w:pPr>
+        <w:spacing w:after="120"/>
+      </w:pPr>
+      <w:r>
+        <w:rPr>
+          <w:b w:val="0"/>
+          <w:sz w:val="21"/>
+        </w:rPr>
+        <w:t xml:space="preserve">este documento antes del 04/09 devolvía </w:t>
+      </w:r>
+      <w:r>
+        <w:rPr>
+          <w:b/>
+          <w:sz w:val="21"/>
+        </w:rPr>
+        <w:t>una sola línea</w:t>
+      </w:r>
+      <w:r>
+        <w:rPr>
+          <w:b w:val="0"/>
+          <w:sz w:val="21"/>
+        </w:rPr>
+        <w:t>, y era sobre la serigrafía del blindaje</w:t>
+      </w:r>
+    </w:p>
+    <w:p>
+      <w:pPr>
+        <w:spacing w:after="120"/>
+      </w:pPr>
+      <w:r>
+        <w:rPr>
+          <w:b w:val="0"/>
+          <w:sz w:val="21"/>
+        </w:rPr>
+        <w:t xml:space="preserve">del módulo (§6.1), que es otra cosa. Es </w:t>
+      </w:r>
+      <w:r>
+        <w:rPr>
+          <w:rFonts w:ascii="Consolas" w:hAnsi="Consolas"/>
+          <w:sz w:val="21"/>
+        </w:rPr>
+        <w:t>CLAUDE.md</w:t>
+      </w:r>
+      <w:r>
+        <w:rPr>
+          <w:b w:val="0"/>
+          <w:sz w:val="21"/>
+        </w:rPr>
+        <w:t xml:space="preserve"> §4 aplicada a un documento: **lo que el fuente</w:t>
+      </w:r>
+    </w:p>
+    <w:p>
+      <w:pPr>
+        <w:spacing w:after="120"/>
+      </w:pPr>
+      <w:r>
+        <w:rPr>
+          <w:b w:val="0"/>
+          <w:sz w:val="21"/>
+        </w:rPr>
+        <w:t>hace y la especificación calla no lo revisa nadie.**</w:t>
+      </w:r>
+    </w:p>
+    <w:p>
+      <w:pPr>
+        <w:spacing w:after="120"/>
+      </w:pPr>
+      <w:r>
+        <w:rPr>
+          <w:b/>
+          <w:sz w:val="21"/>
+        </w:rPr>
+        <w:t>Lo que hace hoy el puente, MEDIDO:</w:t>
+      </w:r>
+    </w:p>
+    <w:tbl>
+      <w:tblPr>
+        <w:tblStyle w:val="TableGrid"/>
+        <w:tblW w:type="auto" w:w="0"/>
+        <w:tblLook w:firstColumn="1" w:firstRow="1" w:lastColumn="0" w:lastRow="0" w:noHBand="0" w:noVBand="1" w:val="04A0"/>
+      </w:tblPr>
+      <w:tblGrid>
+        <w:gridCol w:w="3120"/>
+        <w:gridCol w:w="3120"/>
+        <w:gridCol w:w="3120"/>
+      </w:tblGrid>
+      <w:tr>
+        <w:tc>
+          <w:tcPr>
+            <w:tcW w:type="dxa" w:w="3120"/>
+            <w:shd w:val="clear" w:fill="DCE6F1"/>
+          </w:tcPr>
+          <w:p>
+            <w:r/>
+          </w:p>
+        </w:tc>
+        <w:tc>
+          <w:tcPr>
+            <w:tcW w:type="dxa" w:w="3120"/>
+            <w:shd w:val="clear" w:fill="DCE6F1"/>
+          </w:tcPr>
+          <w:p>
+            <w:r/>
+          </w:p>
+        </w:tc>
+        <w:tc>
+          <w:tcPr>
+            <w:tcW w:type="dxa" w:w="3120"/>
+            <w:shd w:val="clear" w:fill="DCE6F1"/>
+          </w:tcPr>
+          <w:p>
+            <w:r/>
+            <w:r>
+              <w:rPr>
+                <w:b/>
+                <w:sz w:val="19"/>
+              </w:rPr>
+              <w:t>MEDIDO en</w:t>
+            </w:r>
+          </w:p>
+        </w:tc>
+      </w:tr>
+      <w:tr>
+        <w:tc>
+          <w:tcPr>
+            <w:tcW w:type="dxa" w:w="3120"/>
+          </w:tcPr>
+          <w:p>
+            <w:r/>
+            <w:r>
+              <w:rPr>
+                <w:b w:val="0"/>
+                <w:sz w:val="19"/>
+              </w:rPr>
+              <w:t xml:space="preserve">El nombre SPP se fija </w:t>
+            </w:r>
+            <w:r>
+              <w:rPr>
+                <w:b/>
+                <w:sz w:val="19"/>
+              </w:rPr>
+              <w:t>al abrir el perfil</w:t>
+            </w:r>
+          </w:p>
+        </w:tc>
+        <w:tc>
+          <w:tcPr>
+            <w:tcW w:type="dxa" w:w="3120"/>
+          </w:tcPr>
+          <w:p>
+            <w:r/>
+            <w:r>
+              <w:rPr>
+                <w:rFonts w:ascii="Consolas" w:hAnsi="Consolas"/>
+                <w:sz w:val="19"/>
+              </w:rPr>
+              <w:t>spp.begin(rotulo)</w:t>
+            </w:r>
+          </w:p>
+        </w:tc>
+        <w:tc>
+          <w:tcPr>
+            <w:tcW w:type="dxa" w:w="3120"/>
+          </w:tcPr>
+          <w:p>
+            <w:r/>
+            <w:r>
+              <w:rPr>
+                <w:rFonts w:ascii="Consolas" w:hAnsi="Consolas"/>
+                <w:sz w:val="19"/>
+              </w:rPr>
+              <w:t>src/transporte_app.cpp:37</w:t>
+            </w:r>
+          </w:p>
+        </w:tc>
+      </w:tr>
+      <w:tr>
+        <w:tc>
+          <w:tcPr>
+            <w:tcW w:type="dxa" w:w="3120"/>
+          </w:tcPr>
+          <w:p>
+            <w:r/>
+            <w:r>
+              <w:rPr>
+                <w:b w:val="0"/>
+                <w:sz w:val="19"/>
+              </w:rPr>
+              <w:t xml:space="preserve">El rótulo del arranque sale de la </w:t>
+            </w:r>
+            <w:r>
+              <w:rPr>
+                <w:b/>
+                <w:sz w:val="19"/>
+              </w:rPr>
+              <w:t>NVS</w:t>
+            </w:r>
+          </w:p>
+        </w:tc>
+        <w:tc>
+          <w:tcPr>
+            <w:tcW w:type="dxa" w:w="3120"/>
+          </w:tcPr>
+          <w:p>
+            <w:r/>
+            <w:r>
+              <w:rPr>
+                <w:rFonts w:ascii="Consolas" w:hAnsi="Consolas"/>
+                <w:sz w:val="19"/>
+              </w:rPr>
+              <w:t>Preferences</w:t>
+            </w:r>
+            <w:r>
+              <w:rPr>
+                <w:b w:val="0"/>
+                <w:sz w:val="19"/>
+              </w:rPr>
+              <w:t xml:space="preserve">, espacio </w:t>
+            </w:r>
+            <w:r>
+              <w:rPr>
+                <w:rFonts w:ascii="Consolas" w:hAnsi="Consolas"/>
+                <w:sz w:val="19"/>
+              </w:rPr>
+              <w:t>"puente"</w:t>
+            </w:r>
+            <w:r>
+              <w:rPr>
+                <w:b w:val="0"/>
+                <w:sz w:val="19"/>
+              </w:rPr>
+              <w:t xml:space="preserve">, clave </w:t>
+            </w:r>
+            <w:r>
+              <w:rPr>
+                <w:rFonts w:ascii="Consolas" w:hAnsi="Consolas"/>
+                <w:sz w:val="19"/>
+              </w:rPr>
+              <w:t>"rotulo"</w:t>
+            </w:r>
+          </w:p>
+        </w:tc>
+        <w:tc>
+          <w:tcPr>
+            <w:tcW w:type="dxa" w:w="3120"/>
+          </w:tcPr>
+          <w:p>
+            <w:r/>
+            <w:r>
+              <w:rPr>
+                <w:rFonts w:ascii="Consolas" w:hAnsi="Consolas"/>
+                <w:sz w:val="19"/>
+              </w:rPr>
+              <w:t>src/transporte_app.cpp:23-25</w:t>
+            </w:r>
+          </w:p>
+        </w:tc>
+      </w:tr>
+      <w:tr>
+        <w:tc>
+          <w:tcPr>
+            <w:tcW w:type="dxa" w:w="3120"/>
+          </w:tcPr>
+          <w:p>
+            <w:r/>
+            <w:r>
+              <w:rPr>
+                <w:b w:val="0"/>
+                <w:sz w:val="19"/>
+              </w:rPr>
+              <w:t xml:space="preserve">Si no hay nada guardado, se anuncia el </w:t>
+            </w:r>
+            <w:r>
+              <w:rPr>
+                <w:b/>
+                <w:sz w:val="19"/>
+              </w:rPr>
+              <w:t>provisional</w:t>
+            </w:r>
+          </w:p>
+        </w:tc>
+        <w:tc>
+          <w:tcPr>
+            <w:tcW w:type="dxa" w:w="3120"/>
+          </w:tcPr>
+          <w:p>
+            <w:r/>
+            <w:r>
+              <w:rPr>
+                <w:rFonts w:ascii="Consolas" w:hAnsi="Consolas"/>
+                <w:sz w:val="19"/>
+              </w:rPr>
+              <w:t>SEM-SIN-MATRICULA</w:t>
+            </w:r>
+          </w:p>
+        </w:tc>
+        <w:tc>
+          <w:tcPr>
+            <w:tcW w:type="dxa" w:w="3120"/>
+          </w:tcPr>
+          <w:p>
+            <w:r/>
+            <w:r>
+              <w:rPr>
+                <w:rFonts w:ascii="Consolas" w:hAnsi="Consolas"/>
+                <w:sz w:val="19"/>
+              </w:rPr>
+              <w:t>include/contrato.h:259</w:t>
+            </w:r>
+            <w:r>
+              <w:rPr>
+                <w:b w:val="0"/>
+                <w:sz w:val="19"/>
+              </w:rPr>
+              <w:t xml:space="preserve"> · </w:t>
+            </w:r>
+            <w:r>
+              <w:rPr>
+                <w:rFonts w:ascii="Consolas" w:hAnsi="Consolas"/>
+                <w:sz w:val="19"/>
+              </w:rPr>
+              <w:t>transporte_app.cpp:30</w:t>
+            </w:r>
+          </w:p>
+        </w:tc>
+      </w:tr>
+      <w:tr>
+        <w:tc>
+          <w:tcPr>
+            <w:tcW w:type="dxa" w:w="3120"/>
+          </w:tcPr>
+          <w:p>
+            <w:r/>
+            <w:r>
+              <w:rPr>
+                <w:b w:val="0"/>
+                <w:sz w:val="19"/>
+              </w:rPr>
+              <w:t xml:space="preserve">El bueno se </w:t>
+            </w:r>
+            <w:r>
+              <w:rPr>
+                <w:b/>
+                <w:sz w:val="19"/>
+              </w:rPr>
+              <w:t>aprende del `$STATUS`</w:t>
+            </w:r>
+            <w:r>
+              <w:rPr>
+                <w:b w:val="0"/>
+                <w:sz w:val="19"/>
+              </w:rPr>
+              <w:t xml:space="preserve"> que ya se retransmite</w:t>
+            </w:r>
+          </w:p>
+        </w:tc>
+        <w:tc>
+          <w:tcPr>
+            <w:tcW w:type="dxa" w:w="3120"/>
+          </w:tcPr>
+          <w:p>
+            <w:r/>
+            <w:r>
+              <w:rPr>
+                <w:rFonts w:ascii="Consolas" w:hAnsi="Consolas"/>
+                <w:sz w:val="19"/>
+              </w:rPr>
+              <w:t>SERIE:</w:t>
+            </w:r>
+            <w:r>
+              <w:rPr>
+                <w:b w:val="0"/>
+                <w:sz w:val="19"/>
+              </w:rPr>
+              <w:t xml:space="preserve"> + </w:t>
+            </w:r>
+            <w:r>
+              <w:rPr>
+                <w:rFonts w:ascii="Consolas" w:hAnsi="Consolas"/>
+                <w:sz w:val="19"/>
+              </w:rPr>
+              <w:t>NODE:</w:t>
+            </w:r>
+            <w:r>
+              <w:rPr>
+                <w:b w:val="0"/>
+                <w:sz w:val="19"/>
+              </w:rPr>
+              <w:t xml:space="preserve"> → </w:t>
+            </w:r>
+            <w:r>
+              <w:rPr>
+                <w:rFonts w:ascii="Consolas" w:hAnsi="Consolas"/>
+                <w:sz w:val="19"/>
+              </w:rPr>
+              <w:t>SEM-&lt;serie&gt;-M</w:t>
+            </w:r>
+            <w:r>
+              <w:rPr>
+                <w:b w:val="0"/>
+                <w:sz w:val="19"/>
+              </w:rPr>
+              <w:t xml:space="preserve"> / </w:t>
+            </w:r>
+            <w:r>
+              <w:rPr>
+                <w:rFonts w:ascii="Consolas" w:hAnsi="Consolas"/>
+                <w:sz w:val="19"/>
+              </w:rPr>
+              <w:t>-E</w:t>
+            </w:r>
+          </w:p>
+        </w:tc>
+        <w:tc>
+          <w:tcPr>
+            <w:tcW w:type="dxa" w:w="3120"/>
+          </w:tcPr>
+          <w:p>
+            <w:r/>
+            <w:r>
+              <w:rPr>
+                <w:rFonts w:ascii="Consolas" w:hAnsi="Consolas"/>
+                <w:sz w:val="19"/>
+              </w:rPr>
+              <w:t>src/puente.cpp:205-206</w:t>
+            </w:r>
+            <w:r>
+              <w:rPr>
+                <w:b w:val="0"/>
+                <w:sz w:val="19"/>
+              </w:rPr>
+              <w:t xml:space="preserve"> · </w:t>
+            </w:r>
+            <w:r>
+              <w:rPr>
+                <w:rFonts w:ascii="Consolas" w:hAnsi="Consolas"/>
+                <w:sz w:val="19"/>
+              </w:rPr>
+              <w:t>transporte_app.cpp:81-104</w:t>
+            </w:r>
+          </w:p>
+        </w:tc>
+      </w:tr>
+      <w:tr>
+        <w:tc>
+          <w:tcPr>
+            <w:tcW w:type="dxa" w:w="3120"/>
+          </w:tcPr>
+          <w:p>
+            <w:r/>
+            <w:r>
+              <w:rPr>
+                <w:b w:val="0"/>
+                <w:sz w:val="19"/>
+              </w:rPr>
+              <w:t xml:space="preserve">Y se guarda para la </w:t>
+            </w:r>
+            <w:r>
+              <w:rPr>
+                <w:b/>
+                <w:sz w:val="19"/>
+              </w:rPr>
+              <w:t>SIGUIENTE arrancada</w:t>
+            </w:r>
+          </w:p>
+        </w:tc>
+        <w:tc>
+          <w:tcPr>
+            <w:tcW w:type="dxa" w:w="3120"/>
+          </w:tcPr>
+          <w:p>
+            <w:r/>
+            <w:r>
+              <w:rPr>
+                <w:rFonts w:ascii="Consolas" w:hAnsi="Consolas"/>
+                <w:sz w:val="19"/>
+              </w:rPr>
+              <w:t>memoria.putString("rotulo", candidato)</w:t>
+            </w:r>
+          </w:p>
+        </w:tc>
+        <w:tc>
+          <w:tcPr>
+            <w:tcW w:type="dxa" w:w="3120"/>
+          </w:tcPr>
+          <w:p>
+            <w:r/>
+            <w:r>
+              <w:rPr>
+                <w:rFonts w:ascii="Consolas" w:hAnsi="Consolas"/>
+                <w:sz w:val="19"/>
+              </w:rPr>
+              <w:t>src/transporte_app.cpp:113</w:t>
+            </w:r>
+          </w:p>
+        </w:tc>
+      </w:tr>
+      <w:tr>
+        <w:tc>
+          <w:tcPr>
+            <w:tcW w:type="dxa" w:w="3120"/>
+          </w:tcPr>
+          <w:p>
+            <w:r/>
+            <w:r>
+              <w:rPr>
+                <w:b/>
+                <w:sz w:val="19"/>
+              </w:rPr>
+              <w:t>No se re-rotula en caliente</w:t>
+            </w:r>
+          </w:p>
+        </w:tc>
+        <w:tc>
+          <w:tcPr>
+            <w:tcW w:type="dxa" w:w="3120"/>
+          </w:tcPr>
+          <w:p>
+            <w:r/>
+            <w:r>
+              <w:rPr>
+                <w:b w:val="0"/>
+                <w:sz w:val="19"/>
+              </w:rPr>
+              <w:t xml:space="preserve">cerrar y reabrir el perfil </w:t>
+            </w:r>
+            <w:r>
+              <w:rPr>
+                <w:b/>
+                <w:sz w:val="19"/>
+              </w:rPr>
+              <w:t>tira la sesión</w:t>
+            </w:r>
+            <w:r>
+              <w:rPr>
+                <w:b w:val="0"/>
+                <w:sz w:val="19"/>
+              </w:rPr>
+              <w:t xml:space="preserve"> del operario</w:t>
+            </w:r>
+          </w:p>
+        </w:tc>
+        <w:tc>
+          <w:tcPr>
+            <w:tcW w:type="dxa" w:w="3120"/>
+          </w:tcPr>
+          <w:p>
+            <w:r/>
+            <w:r>
+              <w:rPr>
+                <w:rFonts w:ascii="Consolas" w:hAnsi="Consolas"/>
+                <w:sz w:val="19"/>
+              </w:rPr>
+              <w:t>src/transporte_app.cpp:109-111</w:t>
+            </w:r>
+          </w:p>
+        </w:tc>
+      </w:tr>
+      <w:tr>
+        <w:tc>
+          <w:tcPr>
+            <w:tcW w:type="dxa" w:w="3120"/>
+          </w:tcPr>
+          <w:p>
+            <w:r/>
+            <w:r>
+              <w:rPr>
+                <w:b w:val="0"/>
+                <w:sz w:val="19"/>
+              </w:rPr>
+              <w:t xml:space="preserve">Una escritura </w:t>
+            </w:r>
+            <w:r>
+              <w:rPr>
+                <w:b/>
+                <w:sz w:val="19"/>
+              </w:rPr>
+              <w:t>por arrancada</w:t>
+            </w:r>
+            <w:r>
+              <w:rPr>
+                <w:b w:val="0"/>
+                <w:sz w:val="19"/>
+              </w:rPr>
+              <w:t>, no por trama</w:t>
+            </w:r>
+          </w:p>
+        </w:tc>
+        <w:tc>
+          <w:tcPr>
+            <w:tcW w:type="dxa" w:w="3120"/>
+          </w:tcPr>
+          <w:p>
+            <w:r/>
+            <w:r>
+              <w:rPr>
+                <w:rFonts w:ascii="Consolas" w:hAnsi="Consolas"/>
+                <w:sz w:val="19"/>
+              </w:rPr>
+              <w:t>aprendido[]</w:t>
+            </w:r>
+            <w:r>
+              <w:rPr>
+                <w:b w:val="0"/>
+                <w:sz w:val="19"/>
+              </w:rPr>
+              <w:t xml:space="preserve"> corta la repetición: el equipo emite un </w:t>
+            </w:r>
+            <w:r>
+              <w:rPr>
+                <w:rFonts w:ascii="Consolas" w:hAnsi="Consolas"/>
+                <w:sz w:val="19"/>
+              </w:rPr>
+              <w:t>$STATUS</w:t>
+            </w:r>
+            <w:r>
+              <w:rPr>
+                <w:b w:val="0"/>
+                <w:sz w:val="19"/>
+              </w:rPr>
+              <w:t xml:space="preserve"> cada 2 s y una escritura por trama </w:t>
+            </w:r>
+            <w:r>
+              <w:rPr>
+                <w:b/>
+                <w:sz w:val="19"/>
+              </w:rPr>
+              <w:t>se come la NVS en semanas</w:t>
+            </w:r>
+          </w:p>
+        </w:tc>
+        <w:tc>
+          <w:tcPr>
+            <w:tcW w:type="dxa" w:w="3120"/>
+          </w:tcPr>
+          <w:p>
+            <w:r/>
+            <w:r>
+              <w:rPr>
+                <w:rFonts w:ascii="Consolas" w:hAnsi="Consolas"/>
+                <w:sz w:val="19"/>
+              </w:rPr>
+              <w:t>src/transporte_app.cpp:15-16</w:t>
+            </w:r>
+            <w:r>
+              <w:rPr>
+                <w:b w:val="0"/>
+                <w:sz w:val="19"/>
+              </w:rPr>
+              <w:t xml:space="preserve">, </w:t>
+            </w:r>
+            <w:r>
+              <w:rPr>
+                <w:rFonts w:ascii="Consolas" w:hAnsi="Consolas"/>
+                <w:sz w:val="19"/>
+              </w:rPr>
+              <w:t>:102-104</w:t>
+            </w:r>
+          </w:p>
+        </w:tc>
+      </w:tr>
+      <w:tr>
+        <w:tc>
+          <w:tcPr>
+            <w:tcW w:type="dxa" w:w="3120"/>
+          </w:tcPr>
+          <w:p>
+            <w:r/>
+            <w:r>
+              <w:rPr>
+                <w:b w:val="0"/>
+                <w:sz w:val="19"/>
+              </w:rPr>
+              <w:t xml:space="preserve">Un </w:t>
+            </w:r>
+            <w:r>
+              <w:rPr>
+                <w:rFonts w:ascii="Consolas" w:hAnsi="Consolas"/>
+                <w:sz w:val="19"/>
+              </w:rPr>
+              <w:t>NODE:</w:t>
+            </w:r>
+            <w:r>
+              <w:rPr>
+                <w:b w:val="0"/>
+                <w:sz w:val="19"/>
+              </w:rPr>
+              <w:t xml:space="preserve"> que no se reconoce </w:t>
+            </w:r>
+            <w:r>
+              <w:rPr>
+                <w:b/>
+                <w:sz w:val="19"/>
+              </w:rPr>
+              <w:t>no se rotula a medias</w:t>
+            </w:r>
+          </w:p>
+        </w:tc>
+        <w:tc>
+          <w:tcPr>
+            <w:tcW w:type="dxa" w:w="3120"/>
+          </w:tcPr>
+          <w:p>
+            <w:r/>
+            <w:r>
+              <w:rPr>
+                <w:rFonts w:ascii="Consolas" w:hAnsi="Consolas"/>
+                <w:sz w:val="19"/>
+              </w:rPr>
+              <w:t>return</w:t>
+            </w:r>
+            <w:r>
+              <w:rPr>
+                <w:b w:val="0"/>
+                <w:sz w:val="19"/>
+              </w:rPr>
+              <w:t xml:space="preserve">, </w:t>
+            </w:r>
+            <w:r>
+              <w:rPr>
+                <w:b/>
+                <w:sz w:val="19"/>
+              </w:rPr>
+              <w:t>sin valor por defecto</w:t>
+            </w:r>
+          </w:p>
+        </w:tc>
+        <w:tc>
+          <w:tcPr>
+            <w:tcW w:type="dxa" w:w="3120"/>
+          </w:tcPr>
+          <w:p>
+            <w:r/>
+            <w:r>
+              <w:rPr>
+                <w:rFonts w:ascii="Consolas" w:hAnsi="Consolas"/>
+                <w:sz w:val="19"/>
+              </w:rPr>
+              <w:t>src/transporte_app.cpp:97</w:t>
+            </w:r>
+          </w:p>
+        </w:tc>
+      </w:tr>
+      <w:tr>
+        <w:tc>
+          <w:tcPr>
+            <w:tcW w:type="dxa" w:w="3120"/>
+          </w:tcPr>
+          <w:p>
+            <w:r/>
+            <w:r>
+              <w:rPr>
+                <w:b w:val="0"/>
+                <w:sz w:val="19"/>
+              </w:rPr>
+              <w:t xml:space="preserve">Un campo que no está o no cabe </w:t>
+            </w:r>
+            <w:r>
+              <w:rPr>
+                <w:b/>
+                <w:sz w:val="19"/>
+              </w:rPr>
+              <w:t>no se completa</w:t>
+            </w:r>
+          </w:p>
+        </w:tc>
+        <w:tc>
+          <w:tcPr>
+            <w:tcW w:type="dxa" w:w="3120"/>
+          </w:tcPr>
+          <w:p>
+            <w:r/>
+            <w:r>
+              <w:rPr>
+                <w:rFonts w:ascii="Consolas" w:hAnsi="Consolas"/>
+                <w:sz w:val="19"/>
+              </w:rPr>
+              <w:t>campo()</w:t>
+            </w:r>
+            <w:r>
+              <w:rPr>
+                <w:b w:val="0"/>
+                <w:sz w:val="19"/>
+              </w:rPr>
+              <w:t xml:space="preserve"> devuelve </w:t>
+            </w:r>
+            <w:r>
+              <w:rPr>
+                <w:rFonts w:ascii="Consolas" w:hAnsi="Consolas"/>
+                <w:sz w:val="19"/>
+              </w:rPr>
+              <w:t>false</w:t>
+            </w:r>
+            <w:r>
+              <w:rPr>
+                <w:b w:val="0"/>
+                <w:sz w:val="19"/>
+              </w:rPr>
+              <w:t>; *«un rótulo a medias es un rótulo equivocado y esto lo va a leer un técnico para decidir a qué poste se conecta»*</w:t>
+            </w:r>
+          </w:p>
+        </w:tc>
+        <w:tc>
+          <w:tcPr>
+            <w:tcW w:type="dxa" w:w="3120"/>
+          </w:tcPr>
+          <w:p>
+            <w:r/>
+            <w:r>
+              <w:rPr>
+                <w:rFonts w:ascii="Consolas" w:hAnsi="Consolas"/>
+                <w:sz w:val="19"/>
+              </w:rPr>
+              <w:t>src/transporte_app.cpp:64-79</w:t>
+            </w:r>
+          </w:p>
+        </w:tc>
+      </w:tr>
+    </w:tbl>
+    <w:p>
+      <w:pPr>
+        <w:spacing w:after="120"/>
+      </w:pPr>
+    </w:p>
+    <w:p>
+      <w:pPr>
+        <w:spacing w:after="120"/>
+      </w:pPr>
+      <w:r>
+        <w:rPr>
+          <w:b/>
+          <w:sz w:val="21"/>
+        </w:rPr>
+        <w:t>Por qué la letra final la decide el equipo y no una opción de compilación</w:t>
+      </w:r>
+      <w:r>
+        <w:rPr>
+          <w:b w:val="0"/>
+          <w:sz w:val="21"/>
+        </w:rPr>
+        <w:t xml:space="preserve"> —está escrito en el</w:t>
+      </w:r>
+    </w:p>
+    <w:p>
+      <w:pPr>
+        <w:spacing w:after="120"/>
+      </w:pPr>
+      <w:r>
+        <w:rPr>
+          <w:b w:val="0"/>
+          <w:sz w:val="21"/>
+        </w:rPr>
+        <w:t xml:space="preserve">fuente, </w:t>
+      </w:r>
+      <w:r>
+        <w:rPr>
+          <w:rFonts w:ascii="Consolas" w:hAnsi="Consolas"/>
+          <w:sz w:val="21"/>
+        </w:rPr>
+        <w:t>transporte_app.cpp:90-93—</w:t>
+      </w:r>
+      <w:r>
+        <w:rPr>
+          <w:b w:val="0"/>
+          <w:sz w:val="21"/>
+        </w:rPr>
+        <w:t xml:space="preserve">: </w:t>
+      </w:r>
+      <w:r>
+        <w:rPr>
+          <w:b/>
+          <w:sz w:val="21"/>
+        </w:rPr>
+        <w:t>el mismo binario sirve a las dos puntas.</w:t>
+      </w:r>
+      <w:r>
+        <w:rPr>
+          <w:b w:val="0"/>
+          <w:sz w:val="21"/>
+        </w:rPr>
+        <w:t xml:space="preserve"> Un firmware</w:t>
+      </w:r>
+    </w:p>
+    <w:p>
+      <w:pPr>
+        <w:spacing w:after="120"/>
+      </w:pPr>
+      <w:r>
+        <w:rPr>
+          <w:b w:val="0"/>
+          <w:sz w:val="21"/>
+        </w:rPr>
+        <w:t>distinto por punta sería una segunda copia que alguien tendría que sincronizar, y **el día que se</w:t>
+      </w:r>
+    </w:p>
+    <w:p>
+      <w:pPr>
+        <w:spacing w:after="120"/>
+      </w:pPr>
+      <w:r>
+        <w:rPr>
+          <w:b w:val="0"/>
+          <w:sz w:val="21"/>
+        </w:rPr>
+        <w:t>cruzaran los dos postes se llamarían igual**.</w:t>
+      </w:r>
+    </w:p>
+    <w:p>
+      <w:pPr>
+        <w:spacing w:after="120"/>
+      </w:pPr>
+      <w:r>
+        <w:rPr>
+          <w:b w:val="0"/>
+          <w:sz w:val="21"/>
+        </w:rPr>
+        <w:t>**Y encaja con las reglas de §6.2 sin romper ninguna, que es lo que hay que comprobar antes de</w:t>
+      </w:r>
+    </w:p>
+    <w:p>
+      <w:pPr>
+        <w:spacing w:after="120"/>
+      </w:pPr>
+      <w:r>
+        <w:rPr>
+          <w:b w:val="0"/>
+          <w:sz w:val="21"/>
+        </w:rPr>
+        <w:t>aceptar que el puente haga algo más:</w:t>
+      </w:r>
+      <w:r>
+        <w:rPr>
+          <w:b/>
+          <w:sz w:val="21"/>
+        </w:rPr>
+        <w:t xml:space="preserve"> `transporte_aprenderRotulo()` se llama </w:t>
+      </w:r>
+      <w:r>
+        <w:rPr>
+          <w:b w:val="0"/>
+          <w:sz w:val="21"/>
+        </w:rPr>
+        <w:t>desde el camino de</w:t>
+      </w:r>
+    </w:p>
+    <w:p>
+      <w:pPr>
+        <w:spacing w:after="120"/>
+      </w:pPr>
+      <w:r>
+        <w:rPr>
+          <w:b w:val="0"/>
+          <w:sz w:val="21"/>
+        </w:rPr>
+        <w:t>retransmisión** y *observa*: no altera la trama, no decide si sube, y no origina nada hacia el STM32</w:t>
+      </w:r>
+    </w:p>
+    <w:p>
+      <w:pPr>
+        <w:spacing w:after="120"/>
+      </w:pPr>
+      <w:r>
+        <w:rPr>
+          <w:b w:val="0"/>
+          <w:sz w:val="21"/>
+        </w:rPr>
+        <w:t>(</w:t>
+      </w:r>
+      <w:r>
+        <w:rPr>
+          <w:rFonts w:ascii="Consolas" w:hAnsi="Consolas"/>
+          <w:sz w:val="21"/>
+        </w:rPr>
+        <w:t>src/puente.cpp:205-206</w:t>
+      </w:r>
+      <w:r>
+        <w:rPr>
+          <w:b w:val="0"/>
+          <w:sz w:val="21"/>
+        </w:rPr>
+        <w:t xml:space="preserve">). </w:t>
+      </w:r>
+      <w:r>
+        <w:rPr>
+          <w:b/>
+          <w:sz w:val="21"/>
+        </w:rPr>
+        <w:t>B-1 y B-5 siguen intactas.</w:t>
+      </w:r>
+    </w:p>
+    <w:p>
+      <w:pPr>
+        <w:spacing w:after="160"/>
+        <w:ind w:left="360"/>
+        <w:shd w:val="clear" w:fill="FFF4E5"/>
+      </w:pPr>
+      <w:r>
+        <w:rPr>
+          <w:b w:val="0"/>
+          <w:color w:val="960000"/>
+          <w:sz w:val="20"/>
+        </w:rPr>
+        <w:t xml:space="preserve">🔵 </w:t>
+      </w:r>
+      <w:r>
+        <w:rPr>
+          <w:b/>
+          <w:color w:val="960000"/>
+          <w:sz w:val="20"/>
+        </w:rPr>
+        <w:t>Desde el 04/09 esto dejó de ser prolijidad de montaje.</w:t>
+      </w:r>
+      <w:r>
+        <w:rPr>
+          <w:b w:val="0"/>
+          <w:color w:val="960000"/>
+          <w:sz w:val="20"/>
+        </w:rPr>
+        <w:t xml:space="preserve"> El responsable decidió que </w:t>
+      </w:r>
+      <w:r>
+        <w:rPr>
+          <w:b/>
+          <w:color w:val="960000"/>
+          <w:sz w:val="20"/>
+        </w:rPr>
+        <w:t>el cruce se opera desde el Maestro</w:t>
+      </w:r>
+      <w:r>
+        <w:rPr>
+          <w:b w:val="0"/>
+          <w:color w:val="960000"/>
+          <w:sz w:val="20"/>
+        </w:rPr>
+        <w:t xml:space="preserve"> (Manual 17 §3.7): no se relevan </w:t>
+      </w:r>
+      <w:r>
+        <w:rPr>
+          <w:rFonts w:ascii="Consolas" w:hAnsi="Consolas"/>
+          <w:color w:val="960000"/>
+          <w:sz w:val="20"/>
+        </w:rPr>
+        <w:t>SET_MODO</w:t>
+      </w:r>
+      <w:r>
+        <w:rPr>
+          <w:b w:val="0"/>
+          <w:color w:val="960000"/>
+          <w:sz w:val="20"/>
+        </w:rPr>
+        <w:t xml:space="preserve"> ni </w:t>
+      </w:r>
+      <w:r>
+        <w:rPr>
+          <w:rFonts w:ascii="Consolas" w:hAnsi="Consolas"/>
+          <w:color w:val="960000"/>
+          <w:sz w:val="20"/>
+        </w:rPr>
+        <w:t>MANUAL:CAMBIAR_TURNO</w:t>
+      </w:r>
+      <w:r>
+        <w:rPr>
+          <w:b w:val="0"/>
+          <w:color w:val="960000"/>
+          <w:sz w:val="20"/>
+        </w:rPr>
+        <w:t xml:space="preserve"> por radio, así que </w:t>
+      </w:r>
+      <w:r>
+        <w:rPr>
+          <w:b/>
+          <w:color w:val="960000"/>
+          <w:sz w:val="20"/>
+        </w:rPr>
+        <w:t>el operario tiene que saber a qué poste caminar antes de caminar</w:t>
+      </w:r>
+      <w:r>
+        <w:rPr>
+          <w:b w:val="0"/>
+          <w:color w:val="960000"/>
+          <w:sz w:val="20"/>
+        </w:rPr>
+        <w:t xml:space="preserve">. Lo único que se lo dice </w:t>
+      </w:r>
+      <w:r>
+        <w:rPr>
+          <w:b/>
+          <w:color w:val="960000"/>
+          <w:sz w:val="20"/>
+        </w:rPr>
+        <w:t>antes de conectar</w:t>
+      </w:r>
+      <w:r>
+        <w:rPr>
+          <w:b w:val="0"/>
+          <w:color w:val="960000"/>
+          <w:sz w:val="20"/>
+        </w:rPr>
+        <w:t xml:space="preserve"> es este rótulo, en la lista de emparejados de Android. 🔴 </w:t>
+      </w:r>
+      <w:r>
+        <w:rPr>
+          <w:b/>
+          <w:color w:val="960000"/>
+          <w:sz w:val="20"/>
+        </w:rPr>
+        <w:t>Y con ello se abre `AB-9`, que es de las que no se ven desde el PC:</w:t>
+      </w:r>
+      <w:r>
+        <w:rPr>
+          <w:b w:val="0"/>
+          <w:color w:val="960000"/>
+          <w:sz w:val="20"/>
+        </w:rPr>
+        <w:t xml:space="preserve"> dos módulos vírgenes anuncian </w:t>
+      </w:r>
+      <w:r>
+        <w:rPr>
+          <w:b/>
+          <w:color w:val="960000"/>
+          <w:sz w:val="20"/>
+        </w:rPr>
+        <w:t>los dos</w:t>
+      </w:r>
+      <w:r>
+        <w:rPr>
+          <w:b w:val="0"/>
+          <w:color w:val="960000"/>
+          <w:sz w:val="20"/>
+        </w:rPr>
+        <w:t xml:space="preserve"> </w:t>
+      </w:r>
+      <w:r>
+        <w:rPr>
+          <w:rFonts w:ascii="Consolas" w:hAnsi="Consolas"/>
+          <w:color w:val="960000"/>
+          <w:sz w:val="20"/>
+        </w:rPr>
+        <w:t>SEM-SIN-MATRICULA</w:t>
+      </w:r>
+      <w:r>
+        <w:rPr>
+          <w:b w:val="0"/>
+          <w:color w:val="960000"/>
+          <w:sz w:val="20"/>
+        </w:rPr>
+        <w:t xml:space="preserve">, y se diferencian sólo después de haber visto un </w:t>
+      </w:r>
+      <w:r>
+        <w:rPr>
+          <w:rFonts w:ascii="Consolas" w:hAnsi="Consolas"/>
+          <w:color w:val="960000"/>
+          <w:sz w:val="20"/>
+        </w:rPr>
+        <w:t>$STATUS</w:t>
+      </w:r>
+      <w:r>
+        <w:rPr>
+          <w:b w:val="0"/>
+          <w:color w:val="960000"/>
+          <w:sz w:val="20"/>
+        </w:rPr>
+        <w:t xml:space="preserve"> </w:t>
+      </w:r>
+      <w:r>
+        <w:rPr>
+          <w:b/>
+          <w:color w:val="960000"/>
+          <w:sz w:val="20"/>
+        </w:rPr>
+        <w:t>y de una vuelta de energía</w:t>
+      </w:r>
+      <w:r>
+        <w:rPr>
+          <w:b w:val="0"/>
+          <w:color w:val="960000"/>
+          <w:sz w:val="20"/>
+        </w:rPr>
+        <w:t xml:space="preserve">. Las cuatro opciones, con su coste, están en el Manual 17 §3.8 y </w:t>
+      </w:r>
+      <w:r>
+        <w:rPr>
+          <w:b/>
+          <w:color w:val="960000"/>
+          <w:sz w:val="20"/>
+        </w:rPr>
+        <w:t>no se reabren aquí</w:t>
+      </w:r>
+      <w:r>
+        <w:rPr>
+          <w:b w:val="0"/>
+          <w:color w:val="960000"/>
+          <w:sz w:val="20"/>
+        </w:rPr>
+        <w:t>.</w:t>
+      </w:r>
+    </w:p>
+    <w:p>
+      <w:pPr>
+        <w:spacing w:after="120"/>
+      </w:pPr>
+      <w:r>
+        <w:rPr>
+          <w:b/>
+          <w:sz w:val="21"/>
+        </w:rPr>
+        <w:t>SIN VERIFICAR, y es la mitad que pesa:</w:t>
+      </w:r>
+      <w:r>
+        <w:rPr>
+          <w:b w:val="0"/>
+          <w:sz w:val="21"/>
+        </w:rPr>
+        <w:t xml:space="preserve"> nadie ha visto este rótulo en la lista de emparejados de</w:t>
+      </w:r>
+    </w:p>
+    <w:p>
+      <w:pPr>
+        <w:spacing w:after="120"/>
+      </w:pPr>
+      <w:r>
+        <w:rPr>
+          <w:b w:val="0"/>
+          <w:sz w:val="21"/>
+        </w:rPr>
+        <w:t xml:space="preserve">un teléfono. </w:t>
+      </w:r>
+      <w:r>
+        <w:rPr>
+          <w:b/>
+          <w:sz w:val="21"/>
+        </w:rPr>
+        <w:t>El Bluetooth no subió en el banco del 3-4/09</w:t>
+      </w:r>
+      <w:r>
+        <w:rPr>
+          <w:b w:val="0"/>
+          <w:sz w:val="21"/>
+        </w:rPr>
+        <w:t xml:space="preserve"> (N-117 / N-122, arreglados **sin</w:t>
+      </w:r>
+    </w:p>
+    <w:p>
+      <w:pPr>
+        <w:spacing w:after="120"/>
+      </w:pPr>
+      <w:r>
+        <w:rPr>
+          <w:b w:val="0"/>
+          <w:sz w:val="21"/>
+        </w:rPr>
+        <w:t xml:space="preserve">banco**), y no hay una sola tarjeta con un ESP32 conectado a </w:t>
+      </w:r>
+      <w:r>
+        <w:rPr>
+          <w:rFonts w:ascii="Consolas" w:hAnsi="Consolas"/>
+          <w:sz w:val="21"/>
+        </w:rPr>
+        <w:t>J17</w:t>
+      </w:r>
+      <w:r>
+        <w:rPr>
+          <w:b w:val="0"/>
+          <w:sz w:val="21"/>
+        </w:rPr>
+        <w:t>.</w:t>
+      </w:r>
+    </w:p>
+    <w:p>
+      <w:pPr>
+        <w:spacing w:after="80"/>
+      </w:pPr>
+    </w:p>
+    <w:p>
+      <w:pPr>
         <w:spacing w:before="280" w:after="120"/>
       </w:pPr>
       <w:r>
@@ -25114,6 +28201,101 @@
             <w:r/>
             <w:r>
               <w:rPr>
+                <w:b w:val="0"/>
+                <w:sz w:val="19"/>
+              </w:rPr>
+              <w:t xml:space="preserve">🔴 </w:t>
+            </w:r>
+            <w:r>
+              <w:rPr>
+                <w:b/>
+                <w:sz w:val="19"/>
+              </w:rPr>
+              <w:t>El rótulo del dispositivo</w:t>
+            </w:r>
+          </w:p>
+        </w:tc>
+        <w:tc>
+          <w:tcPr>
+            <w:tcW w:type="dxa" w:w="4680"/>
+          </w:tcPr>
+          <w:p>
+            <w:r/>
+            <w:r>
+              <w:rPr>
+                <w:b w:val="0"/>
+                <w:sz w:val="19"/>
+              </w:rPr>
+              <w:t xml:space="preserve">el puente lo compone y lo guarda (§6.5, </w:t>
+            </w:r>
+            <w:r>
+              <w:rPr>
+                <w:b/>
+                <w:sz w:val="19"/>
+              </w:rPr>
+              <w:t>MEDIDO</w:t>
+            </w:r>
+            <w:r>
+              <w:rPr>
+                <w:b w:val="0"/>
+                <w:sz w:val="19"/>
+              </w:rPr>
+              <w:t xml:space="preserve"> en el fuente), y </w:t>
+            </w:r>
+            <w:r>
+              <w:rPr>
+                <w:b/>
+                <w:sz w:val="19"/>
+              </w:rPr>
+              <w:t>nadie lo ha visto nunca en la lista de emparejados de un teléfono</w:t>
+            </w:r>
+            <w:r>
+              <w:rPr>
+                <w:b w:val="0"/>
+                <w:sz w:val="19"/>
+              </w:rPr>
+              <w:t xml:space="preserve">. Desde el 04/09 el Manual 17 §3.7 apoya en él una decisión operativa —a qué poste camina el operario—, y §3.8 deja abierto que </w:t>
+            </w:r>
+            <w:r>
+              <w:rPr>
+                <w:b/>
+                <w:sz w:val="19"/>
+              </w:rPr>
+              <w:t>dos módulos vírgenes se llaman igual</w:t>
+            </w:r>
+            <w:r>
+              <w:rPr>
+                <w:b w:val="0"/>
+                <w:sz w:val="19"/>
+              </w:rPr>
+              <w:t xml:space="preserve"> hasta una vuelta de energía (</w:t>
+            </w:r>
+            <w:r>
+              <w:rPr>
+                <w:rFonts w:ascii="Consolas" w:hAnsi="Consolas"/>
+                <w:sz w:val="19"/>
+              </w:rPr>
+              <w:t>AB-9</w:t>
+            </w:r>
+            <w:r>
+              <w:rPr>
+                <w:b w:val="0"/>
+                <w:sz w:val="19"/>
+              </w:rPr>
+              <w:t>)</w:t>
+            </w:r>
+          </w:p>
+        </w:tc>
+      </w:tr>
+      <w:tr>
+        <w:tc>
+          <w:tcPr>
+            <w:tcW w:type="dxa" w:w="4680"/>
+          </w:tcPr>
+          <w:p>
+            <w:r/>
+            <w:r>
+              <w:rPr>
                 <w:b/>
                 <w:sz w:val="19"/>
               </w:rPr>
@@ -25902,11 +29084,25 @@
             <w:r/>
             <w:r>
               <w:rPr>
+                <w:b w:val="0"/>
+                <w:sz w:val="19"/>
+              </w:rPr>
+              <w:t>~~</w:t>
+            </w:r>
+            <w:r>
+              <w:rPr>
                 <w:b/>
                 <w:sz w:val="19"/>
               </w:rPr>
               <w:t>`AB-2`</w:t>
             </w:r>
+            <w:r>
+              <w:rPr>
+                <w:b w:val="0"/>
+                <w:sz w:val="19"/>
+              </w:rPr>
+              <w:t>~~</w:t>
+            </w:r>
           </w:p>
         </w:tc>
         <w:tc>
@@ -25920,6 +29116,215 @@
                 <w:b w:val="0"/>
                 <w:sz w:val="19"/>
               </w:rPr>
+              <w:t xml:space="preserve">✅ </w:t>
+            </w:r>
+            <w:r>
+              <w:rPr>
+                <w:b/>
+                <w:sz w:val="19"/>
+              </w:rPr>
+              <w:t>DECIDIDA el 31/08 y la mitad que faltaba el 04/09.</w:t>
+            </w:r>
+            <w:r>
+              <w:rPr>
+                <w:b w:val="0"/>
+                <w:sz w:val="19"/>
+              </w:rPr>
+              <w:t xml:space="preserve"> ~~*Cómo se opera el equipo si el ESP32 se cuelga, sin pantalla, sin pulsadores y sin mando*~~ → el mando </w:t>
+            </w:r>
+            <w:r>
+              <w:rPr>
+                <w:b/>
+                <w:sz w:val="19"/>
+              </w:rPr>
+              <w:t>se queda</w:t>
+            </w:r>
+            <w:r>
+              <w:rPr>
+                <w:b w:val="0"/>
+                <w:sz w:val="19"/>
+              </w:rPr>
+              <w:t xml:space="preserve"> en los canales </w:t>
+            </w:r>
+            <w:r>
+              <w:rPr>
+                <w:rFonts w:ascii="Consolas" w:hAnsi="Consolas"/>
+                <w:sz w:val="19"/>
+              </w:rPr>
+              <w:t>A</w:t>
+            </w:r>
+            <w:r>
+              <w:rPr>
+                <w:b w:val="0"/>
+                <w:sz w:val="19"/>
+              </w:rPr>
+              <w:t xml:space="preserve"> y </w:t>
+            </w:r>
+            <w:r>
+              <w:rPr>
+                <w:rFonts w:ascii="Consolas" w:hAnsi="Consolas"/>
+                <w:sz w:val="19"/>
+              </w:rPr>
+              <w:t>B</w:t>
+            </w:r>
+            <w:r>
+              <w:rPr>
+                <w:b w:val="0"/>
+                <w:sz w:val="19"/>
+              </w:rPr>
+              <w:t xml:space="preserve"> (Manual 17 §3.3, opción 3), y el cruce </w:t>
+            </w:r>
+            <w:r>
+              <w:rPr>
+                <w:b/>
+                <w:sz w:val="19"/>
+              </w:rPr>
+              <w:t>se opera desde el Maestro</w:t>
+            </w:r>
+            <w:r>
+              <w:rPr>
+                <w:b w:val="0"/>
+                <w:sz w:val="19"/>
+              </w:rPr>
+              <w:t xml:space="preserve"> (§3.7). 🔴 </w:t>
+            </w:r>
+            <w:r>
+              <w:rPr>
+                <w:b/>
+                <w:sz w:val="19"/>
+              </w:rPr>
+              <w:t>Lo que sigue abierto no es la decisión, es su demostración:</w:t>
+            </w:r>
+            <w:r>
+              <w:rPr>
+                <w:b w:val="0"/>
+                <w:sz w:val="19"/>
+              </w:rPr>
+              <w:t xml:space="preserve"> el mando </w:t>
+            </w:r>
+            <w:r>
+              <w:rPr>
+                <w:b/>
+                <w:sz w:val="19"/>
+              </w:rPr>
+              <w:t>no se pudo pulsar en banco</w:t>
+            </w:r>
+            <w:r>
+              <w:rPr>
+                <w:b w:val="0"/>
+                <w:sz w:val="19"/>
+              </w:rPr>
+              <w:t xml:space="preserve"> (N-118), el fuente se corrigió el 04/09 y </w:t>
+            </w:r>
+            <w:r>
+              <w:rPr>
+                <w:b/>
+                <w:sz w:val="19"/>
+              </w:rPr>
+              <w:t>no se ha cargado en ninguna tarjeta</w:t>
+            </w:r>
+            <w:r>
+              <w:rPr>
+                <w:b w:val="0"/>
+                <w:sz w:val="19"/>
+              </w:rPr>
+              <w:t xml:space="preserve">. El watchdog sigue cubriendo el colgado y </w:t>
+            </w:r>
+            <w:r>
+              <w:rPr>
+                <w:b/>
+                <w:sz w:val="19"/>
+              </w:rPr>
+              <w:t>no</w:t>
+            </w:r>
+            <w:r>
+              <w:rPr>
+                <w:b w:val="0"/>
+                <w:sz w:val="19"/>
+              </w:rPr>
+              <w:t xml:space="preserve"> el muerto ni el desenchufado</w:t>
+            </w:r>
+          </w:p>
+        </w:tc>
+        <w:tc>
+          <w:tcPr>
+            <w:tcW w:type="dxa" w:w="2340"/>
+          </w:tcPr>
+          <w:p>
+            <w:r/>
+            <w:r>
+              <w:rPr>
+                <w:b w:val="0"/>
+                <w:sz w:val="19"/>
+              </w:rPr>
+              <w:t xml:space="preserve">~~el responsable~~ </w:t>
+            </w:r>
+            <w:r>
+              <w:rPr>
+                <w:b/>
+                <w:sz w:val="19"/>
+              </w:rPr>
+              <w:t>decidida; falta la carga verificada</w:t>
+            </w:r>
+          </w:p>
+        </w:tc>
+        <w:tc>
+          <w:tcPr>
+            <w:tcW w:type="dxa" w:w="2340"/>
+          </w:tcPr>
+          <w:p>
+            <w:r/>
+            <w:r>
+              <w:rPr>
+                <w:b w:val="0"/>
+                <w:sz w:val="19"/>
+              </w:rPr>
+              <w:t xml:space="preserve">ya no bloquea el alcance de §6; </w:t>
+            </w:r>
+            <w:r>
+              <w:rPr>
+                <w:b/>
+                <w:sz w:val="19"/>
+              </w:rPr>
+              <w:t>sí</w:t>
+            </w:r>
+            <w:r>
+              <w:rPr>
+                <w:b w:val="0"/>
+                <w:sz w:val="19"/>
+              </w:rPr>
+              <w:t xml:space="preserve"> bloquea que se pueda vender como salida de emergencia</w:t>
+            </w:r>
+          </w:p>
+        </w:tc>
+      </w:tr>
+      <w:tr>
+        <w:tc>
+          <w:tcPr>
+            <w:tcW w:type="dxa" w:w="2340"/>
+          </w:tcPr>
+          <w:p>
+            <w:r/>
+            <w:r>
+              <w:rPr>
+                <w:b/>
+                <w:sz w:val="19"/>
+              </w:rPr>
+              <w:t>`AB-9`</w:t>
+            </w:r>
+          </w:p>
+        </w:tc>
+        <w:tc>
+          <w:tcPr>
+            <w:tcW w:type="dxa" w:w="2340"/>
+          </w:tcPr>
+          <w:p>
+            <w:r/>
+            <w:r>
+              <w:rPr>
+                <w:b w:val="0"/>
+                <w:sz w:val="19"/>
+              </w:rPr>
               <w:t xml:space="preserve">🔴 </w:t>
             </w:r>
             <w:r>
@@ -25927,35 +29332,84 @@
                 <w:b/>
                 <w:sz w:val="19"/>
               </w:rPr>
-              <w:t>Cómo se opera el equipo si el ESP32 se cuelga</w:t>
-            </w:r>
-            <w:r>
-              <w:rPr>
-                <w:b w:val="0"/>
-                <w:sz w:val="19"/>
-              </w:rPr>
-              <w:t xml:space="preserve">, sin pantalla, sin pulsadores y sin mando. El watchdog cubre el colgado; </w:t>
+              <w:t>NUEVA (04/09): dos módulos vírgenes se anuncian con el MISMO nombre.</w:t>
+            </w:r>
+            <w:r>
+              <w:rPr>
+                <w:b w:val="0"/>
+                <w:sz w:val="19"/>
+              </w:rPr>
+              <w:t xml:space="preserve"> El rótulo bueno se aprende del </w:t>
+            </w:r>
+            <w:r>
+              <w:rPr>
+                <w:rFonts w:ascii="Consolas" w:hAnsi="Consolas"/>
+                <w:sz w:val="19"/>
+              </w:rPr>
+              <w:t>$STATUS</w:t>
+            </w:r>
+            <w:r>
+              <w:rPr>
+                <w:b w:val="0"/>
+                <w:sz w:val="19"/>
+              </w:rPr>
+              <w:t xml:space="preserve"> y entra </w:t>
             </w:r>
             <w:r>
               <w:rPr>
                 <w:b/>
                 <w:sz w:val="19"/>
               </w:rPr>
-              <w:t>no</w:t>
-            </w:r>
-            <w:r>
-              <w:rPr>
-                <w:b w:val="0"/>
-                <w:sz w:val="19"/>
-              </w:rPr>
-              <w:t xml:space="preserve"> el muerto ni el desenchufado. Las cinco opciones están escritas en el Manual 17 §3.3 y </w:t>
+              <w:t>en la siguiente arrancada</w:t>
+            </w:r>
+            <w:r>
+              <w:rPr>
+                <w:b w:val="0"/>
+                <w:sz w:val="19"/>
+              </w:rPr>
+              <w:t xml:space="preserve"> (§6.5); hasta entonces las dos puntas dicen </w:t>
+            </w:r>
+            <w:r>
+              <w:rPr>
+                <w:rFonts w:ascii="Consolas" w:hAnsi="Consolas"/>
+                <w:sz w:val="19"/>
+              </w:rPr>
+              <w:t>SEM-SIN-MATRICULA</w:t>
+            </w:r>
+            <w:r>
+              <w:rPr>
+                <w:b w:val="0"/>
+                <w:sz w:val="19"/>
+              </w:rPr>
+              <w:t xml:space="preserve">. Y </w:t>
+            </w:r>
+            <w:r>
+              <w:rPr>
+                <w:rFonts w:ascii="Consolas" w:hAnsi="Consolas"/>
+                <w:sz w:val="19"/>
+              </w:rPr>
+              <w:t>AB-2</w:t>
+            </w:r>
+            <w:r>
+              <w:rPr>
+                <w:b w:val="0"/>
+                <w:sz w:val="19"/>
+              </w:rPr>
+              <w:t xml:space="preserve"> acaba de convertir ese rótulo en </w:t>
             </w:r>
             <w:r>
               <w:rPr>
                 <w:b/>
                 <w:sz w:val="19"/>
               </w:rPr>
-              <w:t>no se reabren aquí</w:t>
+              <w:t>lo que le dice al operario a qué poste caminar</w:t>
+            </w:r>
+            <w:r>
+              <w:rPr>
+                <w:b w:val="0"/>
+                <w:sz w:val="19"/>
+              </w:rPr>
+              <w:t xml:space="preserve"> (§17 3.7). ¿Se cubre por procedimiento —una vuelta de energía a cada módulo antes de irse, firmada en el acta— o el firmware da un provisional distinto por módulo? Las cuatro opciones, en el Manual 17 §3.8</w:t>
             </w:r>
           </w:p>
         </w:tc>
@@ -25985,7 +29439,7 @@
                 <w:b w:val="0"/>
                 <w:sz w:val="19"/>
               </w:rPr>
-              <w:t>si el mando de relés se retira o se queda (afecta al veto de §17 2.4)</w:t>
+              <w:t>si hay que tocar el firmware del puente antes de la primera puesta en marcha</w:t>
             </w:r>
           </w:p>
         </w:tc>

--- a/05_Funcional/18_Especificacion_Firmware_ESP32.docx
+++ b/05_Funcional/18_Especificacion_Firmware_ESP32.docx
@@ -6364,6 +6364,13 @@
             <w:r/>
             <w:r>
               <w:rPr>
+                <w:b w:val="0"/>
+                <w:sz w:val="19"/>
+              </w:rPr>
+              <w:t>~~</w:t>
+            </w:r>
+            <w:r>
+              <w:rPr>
                 <w:rFonts w:ascii="Consolas" w:hAnsi="Consolas"/>
                 <w:sz w:val="19"/>
               </w:rPr>
@@ -6402,6 +6409,48 @@
                 <w:b w:val="0"/>
                 <w:sz w:val="19"/>
               </w:rPr>
+              <w:t xml:space="preserve">)~~ → 🔵 </w:t>
+            </w:r>
+            <w:r>
+              <w:rPr>
+                <w:b/>
+                <w:sz w:val="19"/>
+              </w:rPr>
+              <w:t>Maestro: `payload[144]` (`Maestro:928`)</w:t>
+            </w:r>
+            <w:r>
+              <w:rPr>
+                <w:b w:val="0"/>
+                <w:sz w:val="19"/>
+              </w:rPr>
+              <w:t xml:space="preserve"> · Esclavo: </w:t>
+            </w:r>
+            <w:r>
+              <w:rPr>
+                <w:rFonts w:ascii="Consolas" w:hAnsi="Consolas"/>
+                <w:sz w:val="19"/>
+              </w:rPr>
+              <w:t>payload[128]</w:t>
+            </w:r>
+            <w:r>
+              <w:rPr>
+                <w:b w:val="0"/>
+                <w:sz w:val="19"/>
+              </w:rPr>
+              <w:t xml:space="preserve"> (</w:t>
+            </w:r>
+            <w:r>
+              <w:rPr>
+                <w:rFonts w:ascii="Consolas" w:hAnsi="Consolas"/>
+                <w:sz w:val="19"/>
+              </w:rPr>
+              <w:t>Esclavo:789</w:t>
+            </w:r>
+            <w:r>
+              <w:rPr>
+                <w:b w:val="0"/>
+                <w:sz w:val="19"/>
+              </w:rPr>
               <w:t>)</w:t>
             </w:r>
           </w:p>
@@ -6417,7 +6466,21 @@
                 <w:b w:val="0"/>
                 <w:sz w:val="19"/>
               </w:rPr>
-              <w:t>127</w:t>
+              <w:t xml:space="preserve">~~127~~ → </w:t>
+            </w:r>
+            <w:r>
+              <w:rPr>
+                <w:b/>
+                <w:sz w:val="19"/>
+              </w:rPr>
+              <w:t>143</w:t>
+            </w:r>
+            <w:r>
+              <w:rPr>
+                <w:b w:val="0"/>
+                <w:sz w:val="19"/>
+              </w:rPr>
+              <w:t xml:space="preserve"> (Maestro) · 127 (Esclavo)</w:t>
             </w:r>
           </w:p>
         </w:tc>
@@ -6429,10 +6492,38 @@
             <w:r/>
             <w:r>
               <w:rPr>
+                <w:b w:val="0"/>
+                <w:sz w:val="19"/>
+              </w:rPr>
+              <w:t>~~</w:t>
+            </w:r>
+            <w:r>
+              <w:rPr>
                 <w:b/>
                 <w:sz w:val="19"/>
               </w:rPr>
               <w:t>132 B</w:t>
+            </w:r>
+            <w:r>
+              <w:rPr>
+                <w:b w:val="0"/>
+                <w:sz w:val="19"/>
+              </w:rPr>
+              <w:t xml:space="preserve">~~ → </w:t>
+            </w:r>
+            <w:r>
+              <w:rPr>
+                <w:b/>
+                <w:sz w:val="19"/>
+              </w:rPr>
+              <w:t>148 B</w:t>
+            </w:r>
+            <w:r>
+              <w:rPr>
+                <w:b w:val="0"/>
+                <w:sz w:val="19"/>
+              </w:rPr>
+              <w:t xml:space="preserve"> (Maestro) · 132 B (Esclavo)</w:t>
             </w:r>
           </w:p>
         </w:tc>
@@ -6773,11 +6864,53 @@
             <w:r/>
             <w:r>
               <w:rPr>
+                <w:b w:val="0"/>
+                <w:sz w:val="19"/>
+              </w:rPr>
+              <w:t>~~</w:t>
+            </w:r>
+            <w:r>
+              <w:rPr>
                 <w:rFonts w:ascii="Consolas" w:hAnsi="Consolas"/>
                 <w:sz w:val="19"/>
               </w:rPr>
               <w:t>tramaCompleta[140]</w:t>
             </w:r>
+            <w:r>
+              <w:rPr>
+                <w:b w:val="0"/>
+                <w:sz w:val="19"/>
+              </w:rPr>
+              <w:t xml:space="preserve">~~ → </w:t>
+            </w:r>
+            <w:r>
+              <w:rPr>
+                <w:b/>
+                <w:sz w:val="19"/>
+              </w:rPr>
+              <w:t>`tramaCompleta[160]`</w:t>
+            </w:r>
+            <w:r>
+              <w:rPr>
+                <w:b w:val="0"/>
+                <w:sz w:val="19"/>
+              </w:rPr>
+              <w:t xml:space="preserve"> (</w:t>
+            </w:r>
+            <w:r>
+              <w:rPr>
+                <w:rFonts w:ascii="Consolas" w:hAnsi="Consolas"/>
+                <w:sz w:val="19"/>
+              </w:rPr>
+              <w:t>Maestro:111</w:t>
+            </w:r>
+            <w:r>
+              <w:rPr>
+                <w:b w:val="0"/>
+                <w:sz w:val="19"/>
+              </w:rPr>
+              <w:t>)</w:t>
+            </w:r>
           </w:p>
         </w:tc>
         <w:tc>
@@ -6806,7 +6939,21 @@
                 <w:b w:val="0"/>
                 <w:sz w:val="19"/>
               </w:rPr>
-              <w:t>cabe con holgura</w:t>
+              <w:t xml:space="preserve">🔵 </w:t>
+            </w:r>
+            <w:r>
+              <w:rPr>
+                <w:b/>
+                <w:sz w:val="19"/>
+              </w:rPr>
+              <w:t>ya NO cabe «con holgura»: es el tope, y hay un pack que lo vigila</w:t>
+            </w:r>
+            <w:r>
+              <w:rPr>
+                <w:b w:val="0"/>
+                <w:sz w:val="19"/>
+              </w:rPr>
+              <w:t xml:space="preserve"> — ver el recuadro</w:t>
             </w:r>
           </w:p>
         </w:tc>
@@ -7036,7 +7183,7 @@
           <w:color w:val="960000"/>
           <w:sz w:val="20"/>
         </w:rPr>
-        <w:t xml:space="preserve">. El puente no debe descartarla por eso —es válida— y el parser de la app tiene que sobrevivir a un último campo incompleto. Hoy el caso largo realista mide 119 B de payload, con 8 de margen. </w:t>
+        <w:t xml:space="preserve">. El puente no debe descartarla por eso —es válida— y el parser de la app tiene que sobrevivir a un último campo incompleto. ~~Hoy el caso largo realista mide 119 B de payload, con 8 de margen. </w:t>
       </w:r>
       <w:r>
         <w:rPr>
@@ -7052,7 +7199,7 @@
           <w:color w:val="960000"/>
           <w:sz w:val="20"/>
         </w:rPr>
-        <w:t xml:space="preserve"> Ver §9 </w:t>
+        <w:t xml:space="preserve">~~ Ver §9 </w:t>
       </w:r>
       <w:r>
         <w:rPr>
@@ -7061,6 +7208,501 @@
           <w:sz w:val="20"/>
         </w:rPr>
         <w:t>AB-5</w:t>
+      </w:r>
+      <w:r>
+        <w:rPr>
+          <w:b w:val="0"/>
+          <w:color w:val="960000"/>
+          <w:sz w:val="20"/>
+        </w:rPr>
+        <w:t>.</w:t>
+      </w:r>
+    </w:p>
+    <w:p>
+      <w:pPr>
+        <w:spacing w:after="160"/>
+        <w:ind w:left="360"/>
+        <w:shd w:val="clear" w:fill="FFF4E5"/>
+      </w:pPr>
+      <w:r>
+        <w:rPr>
+          <w:b w:val="0"/>
+          <w:color w:val="960000"/>
+          <w:sz w:val="20"/>
+        </w:rPr>
+        <w:t xml:space="preserve">🔵 </w:t>
+      </w:r>
+      <w:r>
+        <w:rPr>
+          <w:b/>
+          <w:color w:val="960000"/>
+          <w:sz w:val="20"/>
+        </w:rPr>
+        <w:t>ACTUALIZADO EL 05/09 (N-149), Y LAS DOS MITADES DE LA FRASE TACHADA CAMBIARON:</w:t>
+      </w:r>
+      <w:r>
+        <w:rPr>
+          <w:b w:val="0"/>
+          <w:color w:val="960000"/>
+          <w:sz w:val="20"/>
+        </w:rPr>
+        <w:t xml:space="preserve"> </w:t>
+      </w:r>
+      <w:r>
+        <w:rPr>
+          <w:b/>
+          <w:color w:val="960000"/>
+          <w:sz w:val="20"/>
+        </w:rPr>
+        <w:t>1. La cifra.</w:t>
+      </w:r>
+      <w:r>
+        <w:rPr>
+          <w:b w:val="0"/>
+          <w:color w:val="960000"/>
+          <w:sz w:val="20"/>
+        </w:rPr>
+        <w:t xml:space="preserve"> El </w:t>
+      </w:r>
+      <w:r>
+        <w:rPr>
+          <w:rFonts w:ascii="Consolas" w:hAnsi="Consolas"/>
+          <w:color w:val="960000"/>
+          <w:sz w:val="20"/>
+        </w:rPr>
+        <w:t>$STATUS</w:t>
+      </w:r>
+      <w:r>
+        <w:rPr>
+          <w:b w:val="0"/>
+          <w:color w:val="960000"/>
+          <w:sz w:val="20"/>
+        </w:rPr>
+        <w:t xml:space="preserve"> del Maestro estrena el campo </w:t>
+      </w:r>
+      <w:r>
+        <w:rPr>
+          <w:rFonts w:ascii="Consolas" w:hAnsi="Consolas"/>
+          <w:color w:val="960000"/>
+          <w:sz w:val="20"/>
+        </w:rPr>
+        <w:t>ESC:</w:t>
+      </w:r>
+      <w:r>
+        <w:rPr>
+          <w:b w:val="0"/>
+          <w:color w:val="960000"/>
+          <w:sz w:val="20"/>
+        </w:rPr>
+        <w:t xml:space="preserve"> y su buffer sube a </w:t>
+      </w:r>
+      <w:r>
+        <w:rPr>
+          <w:b/>
+          <w:color w:val="960000"/>
+          <w:sz w:val="20"/>
+        </w:rPr>
+        <w:t>144 B</w:t>
+      </w:r>
+      <w:r>
+        <w:rPr>
+          <w:b w:val="0"/>
+          <w:color w:val="960000"/>
+          <w:sz w:val="20"/>
+        </w:rPr>
+        <w:t xml:space="preserve">. El peor caso está </w:t>
+      </w:r>
+      <w:r>
+        <w:rPr>
+          <w:b/>
+          <w:color w:val="960000"/>
+          <w:sz w:val="20"/>
+        </w:rPr>
+        <w:t>medido sobre los literales del propio firmware</w:t>
+      </w:r>
+      <w:r>
+        <w:rPr>
+          <w:b w:val="0"/>
+          <w:color w:val="960000"/>
+          <w:sz w:val="20"/>
+        </w:rPr>
+        <w:t xml:space="preserve"> —el modo más largo es </w:t>
+      </w:r>
+      <w:r>
+        <w:rPr>
+          <w:rFonts w:ascii="Consolas" w:hAnsi="Consolas"/>
+          <w:color w:val="960000"/>
+          <w:sz w:val="20"/>
+        </w:rPr>
+        <w:t>INTELIGENTE</w:t>
+      </w:r>
+      <w:r>
+        <w:rPr>
+          <w:b w:val="0"/>
+          <w:color w:val="960000"/>
+          <w:sz w:val="20"/>
+        </w:rPr>
+        <w:t xml:space="preserve">, el estado más largo </w:t>
+      </w:r>
+      <w:r>
+        <w:rPr>
+          <w:rFonts w:ascii="Consolas" w:hAnsi="Consolas"/>
+          <w:color w:val="960000"/>
+          <w:sz w:val="20"/>
+        </w:rPr>
+        <w:t>FALLO COM</w:t>
+      </w:r>
+      <w:r>
+        <w:rPr>
+          <w:b w:val="0"/>
+          <w:color w:val="960000"/>
+          <w:sz w:val="20"/>
+        </w:rPr>
+        <w:t xml:space="preserve">—: </w:t>
+      </w:r>
+      <w:r>
+        <w:rPr>
+          <w:b/>
+          <w:color w:val="960000"/>
+          <w:sz w:val="20"/>
+        </w:rPr>
+        <w:t>125 caracteres + NUL = 126 B</w:t>
+      </w:r>
+      <w:r>
+        <w:rPr>
+          <w:b w:val="0"/>
+          <w:color w:val="960000"/>
+          <w:sz w:val="20"/>
+        </w:rPr>
+        <w:t xml:space="preserve">, o sea </w:t>
+      </w:r>
+      <w:r>
+        <w:rPr>
+          <w:b/>
+          <w:color w:val="960000"/>
+          <w:sz w:val="20"/>
+        </w:rPr>
+        <w:t>18 B de holgura</w:t>
+      </w:r>
+      <w:r>
+        <w:rPr>
+          <w:b w:val="0"/>
+          <w:color w:val="960000"/>
+          <w:sz w:val="20"/>
+        </w:rPr>
+        <w:t xml:space="preserve"> dentro de los 144. </w:t>
+      </w:r>
+      <w:r>
+        <w:rPr>
+          <w:b/>
+          <w:color w:val="960000"/>
+          <w:sz w:val="20"/>
+        </w:rPr>
+        <w:t>2. Y ya no es cierto que «nadie lo vigila».</w:t>
+      </w:r>
+      <w:r>
+        <w:rPr>
+          <w:b w:val="0"/>
+          <w:color w:val="960000"/>
+          <w:sz w:val="20"/>
+        </w:rPr>
+        <w:t xml:space="preserve"> </w:t>
+      </w:r>
+      <w:r>
+        <w:rPr>
+          <w:rFonts w:ascii="Consolas" w:hAnsi="Consolas"/>
+          <w:color w:val="960000"/>
+          <w:sz w:val="20"/>
+        </w:rPr>
+        <w:t>esp32_07_presupuesto_bytes</w:t>
+      </w:r>
+      <w:r>
+        <w:rPr>
+          <w:b w:val="0"/>
+          <w:color w:val="960000"/>
+          <w:sz w:val="20"/>
+        </w:rPr>
+        <w:t xml:space="preserve"> exige </w:t>
+      </w:r>
+      <w:r>
+        <w:rPr>
+          <w:rFonts w:ascii="Consolas" w:hAnsi="Consolas"/>
+          <w:color w:val="960000"/>
+          <w:sz w:val="20"/>
+        </w:rPr>
+        <w:t>tramaCompleta &gt;= payload + 5</w:t>
+      </w:r>
+      <w:r>
+        <w:rPr>
+          <w:b w:val="0"/>
+          <w:color w:val="960000"/>
+          <w:sz w:val="20"/>
+        </w:rPr>
+        <w:t xml:space="preserve"> —el </w:t>
+      </w:r>
+      <w:r>
+        <w:rPr>
+          <w:rFonts w:ascii="Consolas" w:hAnsi="Consolas"/>
+          <w:color w:val="960000"/>
+          <w:sz w:val="20"/>
+        </w:rPr>
+        <w:t>*XX</w:t>
+      </w:r>
+      <w:r>
+        <w:rPr>
+          <w:b w:val="0"/>
+          <w:color w:val="960000"/>
+          <w:sz w:val="20"/>
+        </w:rPr>
+        <w:t xml:space="preserve"> y el </w:t>
+      </w:r>
+      <w:r>
+        <w:rPr>
+          <w:rFonts w:ascii="Consolas" w:hAnsi="Consolas"/>
+          <w:color w:val="960000"/>
+          <w:sz w:val="20"/>
+        </w:rPr>
+        <w:t>\r\n</w:t>
+      </w:r>
+      <w:r>
+        <w:rPr>
+          <w:b w:val="0"/>
+          <w:color w:val="960000"/>
+          <w:sz w:val="20"/>
+        </w:rPr>
+        <w:t xml:space="preserve"> que </w:t>
+      </w:r>
+      <w:r>
+        <w:rPr>
+          <w:rFonts w:ascii="Consolas" w:hAnsi="Consolas"/>
+          <w:color w:val="960000"/>
+          <w:sz w:val="20"/>
+        </w:rPr>
+        <w:t>enviarTramaConCrc()</w:t>
+      </w:r>
+      <w:r>
+        <w:rPr>
+          <w:b w:val="0"/>
+          <w:color w:val="960000"/>
+          <w:sz w:val="20"/>
+        </w:rPr>
+        <w:t xml:space="preserve"> añade después—, y </w:t>
+      </w:r>
+      <w:r>
+        <w:rPr>
+          <w:b/>
+          <w:color w:val="960000"/>
+          <w:sz w:val="20"/>
+        </w:rPr>
+        <w:t>tumbó la primera versión de este cambio</w:t>
+      </w:r>
+      <w:r>
+        <w:rPr>
+          <w:b w:val="0"/>
+          <w:color w:val="960000"/>
+          <w:sz w:val="20"/>
+        </w:rPr>
+        <w:t xml:space="preserve">, que había puesto </w:t>
+      </w:r>
+      <w:r>
+        <w:rPr>
+          <w:rFonts w:ascii="Consolas" w:hAnsi="Consolas"/>
+          <w:color w:val="960000"/>
+          <w:sz w:val="20"/>
+        </w:rPr>
+        <w:t>payload[160]</w:t>
+      </w:r>
+      <w:r>
+        <w:rPr>
+          <w:b w:val="0"/>
+          <w:color w:val="960000"/>
+          <w:sz w:val="20"/>
+        </w:rPr>
+        <w:t xml:space="preserve"> «por si acaso»: </w:t>
+      </w:r>
+      <w:r>
+        <w:rPr>
+          <w:rFonts w:ascii="Consolas" w:hAnsi="Consolas"/>
+          <w:color w:val="960000"/>
+          <w:sz w:val="20"/>
+        </w:rPr>
+        <w:t>tramaCompleta</w:t>
+      </w:r>
+      <w:r>
+        <w:rPr>
+          <w:b w:val="0"/>
+          <w:color w:val="960000"/>
+          <w:sz w:val="20"/>
+        </w:rPr>
+        <w:t xml:space="preserve"> mide 160, así que un payload de 160 </w:t>
+      </w:r>
+      <w:r>
+        <w:rPr>
+          <w:b/>
+          <w:color w:val="960000"/>
+          <w:sz w:val="20"/>
+        </w:rPr>
+        <w:t>se habría truncado en el ÚLTIMO paso</w:t>
+      </w:r>
+      <w:r>
+        <w:rPr>
+          <w:b w:val="0"/>
+          <w:color w:val="960000"/>
+          <w:sz w:val="20"/>
+        </w:rPr>
+        <w:t xml:space="preserve">, saliendo al cable bien formado hasta la mitad. Es </w:t>
+      </w:r>
+      <w:r>
+        <w:rPr>
+          <w:rFonts w:ascii="Consolas" w:hAnsi="Consolas"/>
+          <w:color w:val="960000"/>
+          <w:sz w:val="20"/>
+        </w:rPr>
+        <w:t>CLAUDE.md</w:t>
+      </w:r>
+      <w:r>
+        <w:rPr>
+          <w:b w:val="0"/>
+          <w:color w:val="960000"/>
+          <w:sz w:val="20"/>
+        </w:rPr>
+        <w:t xml:space="preserve"> §4 contra una cuenta a ojo — y es la primera vez que el margen de esta trama lo decide un instrumento y no una estimación. ⚠️ </w:t>
+      </w:r>
+      <w:r>
+        <w:rPr>
+          <w:b/>
+          <w:color w:val="960000"/>
+          <w:sz w:val="20"/>
+        </w:rPr>
+        <w:t>Lo que sigue sin vigilarse es el Esclavo</w:t>
+      </w:r>
+      <w:r>
+        <w:rPr>
+          <w:b w:val="0"/>
+          <w:color w:val="960000"/>
+          <w:sz w:val="20"/>
+        </w:rPr>
+        <w:t xml:space="preserve">, que se quedó en </w:t>
+      </w:r>
+      <w:r>
+        <w:rPr>
+          <w:rFonts w:ascii="Consolas" w:hAnsi="Consolas"/>
+          <w:color w:val="960000"/>
+          <w:sz w:val="20"/>
+        </w:rPr>
+        <w:t>payload[128]</w:t>
+      </w:r>
+      <w:r>
+        <w:rPr>
+          <w:b w:val="0"/>
+          <w:color w:val="960000"/>
+          <w:sz w:val="20"/>
+        </w:rPr>
+        <w:t xml:space="preserve">. Su trama es más corta —no lleva </w:t>
+      </w:r>
+      <w:r>
+        <w:rPr>
+          <w:rFonts w:ascii="Consolas" w:hAnsi="Consolas"/>
+          <w:color w:val="960000"/>
+          <w:sz w:val="20"/>
+        </w:rPr>
+        <w:t>ESC:</w:t>
+      </w:r>
+      <w:r>
+        <w:rPr>
+          <w:b w:val="0"/>
+          <w:color w:val="960000"/>
+          <w:sz w:val="20"/>
+        </w:rPr>
+        <w:t xml:space="preserve"> y sus </w:t>
+      </w:r>
+      <w:r>
+        <w:rPr>
+          <w:rFonts w:ascii="Consolas" w:hAnsi="Consolas"/>
+          <w:color w:val="960000"/>
+          <w:sz w:val="20"/>
+        </w:rPr>
+        <w:t>T</w:t>
+      </w:r>
+      <w:r>
+        <w:rPr>
+          <w:b w:val="0"/>
+          <w:color w:val="960000"/>
+          <w:sz w:val="20"/>
+        </w:rPr>
+        <w:t xml:space="preserve">, </w:t>
+      </w:r>
+      <w:r>
+        <w:rPr>
+          <w:rFonts w:ascii="Consolas" w:hAnsi="Consolas"/>
+          <w:color w:val="960000"/>
+          <w:sz w:val="20"/>
+        </w:rPr>
+        <w:t>RF</w:t>
+      </w:r>
+      <w:r>
+        <w:rPr>
+          <w:b w:val="0"/>
+          <w:color w:val="960000"/>
+          <w:sz w:val="20"/>
+        </w:rPr>
+        <w:t xml:space="preserve"> y </w:t>
+      </w:r>
+      <w:r>
+        <w:rPr>
+          <w:rFonts w:ascii="Consolas" w:hAnsi="Consolas"/>
+          <w:color w:val="960000"/>
+          <w:sz w:val="20"/>
+        </w:rPr>
+        <w:t>RTT</w:t>
+      </w:r>
+      <w:r>
+        <w:rPr>
+          <w:b w:val="0"/>
+          <w:color w:val="960000"/>
+          <w:sz w:val="20"/>
+        </w:rPr>
+        <w:t xml:space="preserve"> son </w:t>
+      </w:r>
+      <w:r>
+        <w:rPr>
+          <w:rFonts w:ascii="Consolas" w:hAnsi="Consolas"/>
+          <w:color w:val="960000"/>
+          <w:sz w:val="20"/>
+        </w:rPr>
+        <w:t>--</w:t>
+      </w:r>
+      <w:r>
+        <w:rPr>
+          <w:b w:val="0"/>
+          <w:color w:val="960000"/>
+          <w:sz w:val="20"/>
+        </w:rPr>
+        <w:t xml:space="preserve">—, pero </w:t>
+      </w:r>
+      <w:r>
+        <w:rPr>
+          <w:b/>
+          <w:color w:val="960000"/>
+          <w:sz w:val="20"/>
+        </w:rPr>
+        <w:t>el margen concreto no está medido</w:t>
+      </w:r>
+      <w:r>
+        <w:rPr>
+          <w:b w:val="0"/>
+          <w:color w:val="960000"/>
+          <w:sz w:val="20"/>
+        </w:rPr>
+        <w:t xml:space="preserve">: </w:t>
+      </w:r>
+      <w:r>
+        <w:rPr>
+          <w:b/>
+          <w:color w:val="960000"/>
+          <w:sz w:val="20"/>
+        </w:rPr>
+        <w:t>SIN VERIFICAR</w:t>
       </w:r>
       <w:r>
         <w:rPr>
@@ -8761,7 +9403,35 @@
                 <w:b w:val="0"/>
                 <w:sz w:val="19"/>
               </w:rPr>
-              <w:t xml:space="preserve"> antes de retransmitir. Una trama con CRC malo es ruido de cable, y el ruido no sube al teléfono. Se cuenta lo descartado (P-3)</w:t>
+              <w:t xml:space="preserve"> antes de retransmitir. Una trama con CRC malo es ruido de cable, y el ruido no sube al teléfono. Se cuenta lo descartado (P-3). 🔵 </w:t>
+            </w:r>
+            <w:r>
+              <w:rPr>
+                <w:b/>
+                <w:sz w:val="19"/>
+              </w:rPr>
+              <w:t>Y desde N-145 (05/09) este sentido —y SÓLO este— tiene UNA excepción acotada: si la trama trae el hueco `HORA:--:--:--`, el puente lo SELLA con la hora de su `DS3231` y RECALCULA el checksum.</w:t>
+            </w:r>
+            <w:r>
+              <w:rPr>
+                <w:b w:val="0"/>
+                <w:sz w:val="19"/>
+              </w:rPr>
+              <w:t xml:space="preserve"> Ver el recuadro de abajo y </w:t>
+            </w:r>
+            <w:r>
+              <w:rPr>
+                <w:rFonts w:ascii="Consolas" w:hAnsi="Consolas"/>
+                <w:sz w:val="19"/>
+              </w:rPr>
+              <w:t>B-5</w:t>
+            </w:r>
+            <w:r>
+              <w:rPr>
+                <w:b w:val="0"/>
+                <w:sz w:val="19"/>
+              </w:rPr>
+              <w:t xml:space="preserve"> en §6.3</w:t>
             </w:r>
           </w:p>
         </w:tc>
@@ -12038,7 +12708,7 @@
           <w:color w:val="960000"/>
           <w:sz w:val="20"/>
         </w:rPr>
-        <w:t>$ACK</w:t>
+        <w:t>ACK</w:t>
       </w:r>
       <w:r>
         <w:rPr>
@@ -12078,7 +12748,7 @@
           <w:color w:val="960000"/>
           <w:sz w:val="20"/>
         </w:rPr>
-        <w:t xml:space="preserve"> Cualquier tabla de respuestas escrita dentro del ESP32 sería una segunda copia que alguien tendría que sincronizar. El puente </w:t>
+        <w:t xml:space="preserve"> Cualquier tabla de respuestas escrita dentro del ESP32 sería una segunda copia que alguien tendría que sincronizar. El puente ~~</w:t>
       </w:r>
       <w:r>
         <w:rPr>
@@ -12094,7 +12764,351 @@
           <w:color w:val="960000"/>
           <w:sz w:val="20"/>
         </w:rPr>
-        <w:t>, checksum incluido, y quien la interpreta es la app.</w:t>
+        <w:t xml:space="preserve">, checksum incluido~~ → 🔵 </w:t>
+      </w:r>
+      <w:r>
+        <w:rPr>
+          <w:b/>
+          <w:color w:val="960000"/>
+          <w:sz w:val="20"/>
+        </w:rPr>
+        <w:t xml:space="preserve">ACOTADO EL 05/09 (N-145): relaya la trama </w:t>
+      </w:r>
+      <w:r>
+        <w:rPr>
+          <w:b w:val="0"/>
+          <w:color w:val="960000"/>
+          <w:sz w:val="20"/>
+        </w:rPr>
+        <w:t>sin interpretarla</w:t>
+      </w:r>
+      <w:r>
+        <w:rPr>
+          <w:b/>
+          <w:color w:val="960000"/>
+          <w:sz w:val="20"/>
+        </w:rPr>
+        <w:t>, y la única cosa que puede cambiar de ella es el hueco `HORA:--:--:--` —y entonces recalcula el checksum—.</w:t>
+      </w:r>
+      <w:r>
+        <w:rPr>
+          <w:b w:val="0"/>
+          <w:color w:val="960000"/>
+          <w:sz w:val="20"/>
+        </w:rPr>
+        <w:t xml:space="preserve"> La frase de arriba se escribió cuando el puente no tocaba </w:t>
+      </w:r>
+      <w:r>
+        <w:rPr>
+          <w:b/>
+          <w:color w:val="960000"/>
+          <w:sz w:val="20"/>
+        </w:rPr>
+        <w:t>ni un byte</w:t>
+      </w:r>
+      <w:r>
+        <w:rPr>
+          <w:b w:val="0"/>
+          <w:color w:val="960000"/>
+          <w:sz w:val="20"/>
+        </w:rPr>
+        <w:t xml:space="preserve">, y </w:t>
+      </w:r>
+      <w:r>
+        <w:rPr>
+          <w:b/>
+          <w:color w:val="960000"/>
+          <w:sz w:val="20"/>
+        </w:rPr>
+        <w:t>dejarla tal cual sería una excepción con motivo sin verificar</w:t>
+      </w:r>
+      <w:r>
+        <w:rPr>
+          <w:b w:val="0"/>
+          <w:color w:val="960000"/>
+          <w:sz w:val="20"/>
+        </w:rPr>
+        <w:t xml:space="preserve"> (</w:t>
+      </w:r>
+      <w:r>
+        <w:rPr>
+          <w:rFonts w:ascii="Consolas" w:hAnsi="Consolas"/>
+          <w:color w:val="960000"/>
+          <w:sz w:val="20"/>
+        </w:rPr>
+        <w:t>CLAUDE.md</w:t>
+      </w:r>
+      <w:r>
+        <w:rPr>
+          <w:b w:val="0"/>
+          <w:color w:val="960000"/>
+          <w:sz w:val="20"/>
+        </w:rPr>
+        <w:t xml:space="preserve"> §3.bis). </w:t>
+      </w:r>
+      <w:r>
+        <w:rPr>
+          <w:b/>
+          <w:color w:val="960000"/>
+          <w:sz w:val="20"/>
+        </w:rPr>
+        <w:t>Lo que la frase quería decir sigue entero y es lo que importa: el puente NO ENUMERA los `RESULT:`, NO los traduce y NO decide qué significan</w:t>
+      </w:r>
+      <w:r>
+        <w:rPr>
+          <w:b w:val="0"/>
+          <w:color w:val="960000"/>
+          <w:sz w:val="20"/>
+        </w:rPr>
+        <w:t xml:space="preserve"> — quien la interpreta es la app. 🛑 </w:t>
+      </w:r>
+      <w:r>
+        <w:rPr>
+          <w:b/>
+          <w:color w:val="960000"/>
+          <w:sz w:val="20"/>
+        </w:rPr>
+        <w:t>Y la razón de que sellar la hora NO sea «originar» (B-1) ni «componer un `STATUS`» (B-3):</w:t>
+      </w:r>
+      <w:r>
+        <w:rPr>
+          <w:b w:val="0"/>
+          <w:color w:val="960000"/>
+          <w:sz w:val="20"/>
+        </w:rPr>
+        <w:t xml:space="preserve"> el sello </w:t>
+      </w:r>
+      <w:r>
+        <w:rPr>
+          <w:b/>
+          <w:color w:val="960000"/>
+          <w:sz w:val="20"/>
+        </w:rPr>
+        <w:t>no crea el campo, rellena un hueco que el STM32 declaró</w:t>
+      </w:r>
+      <w:r>
+        <w:rPr>
+          <w:b w:val="0"/>
+          <w:color w:val="960000"/>
+          <w:sz w:val="20"/>
+        </w:rPr>
+        <w:t xml:space="preserve">, y sólo cuando el propio STM32 dijo que no lo tiene. Si el STM32 pone una hora, esta función </w:t>
+      </w:r>
+      <w:r>
+        <w:rPr>
+          <w:b/>
+          <w:color w:val="960000"/>
+          <w:sz w:val="20"/>
+        </w:rPr>
+        <w:t>no encuentra el literal y no hace nada</w:t>
+      </w:r>
+      <w:r>
+        <w:rPr>
+          <w:b w:val="0"/>
+          <w:color w:val="960000"/>
+          <w:sz w:val="20"/>
+        </w:rPr>
+        <w:t xml:space="preserve">: el puente </w:t>
+      </w:r>
+      <w:r>
+        <w:rPr>
+          <w:b/>
+          <w:color w:val="960000"/>
+          <w:sz w:val="20"/>
+        </w:rPr>
+        <w:t>no arbitra entre dos relojes</w:t>
+      </w:r>
+      <w:r>
+        <w:rPr>
+          <w:b w:val="0"/>
+          <w:color w:val="960000"/>
+          <w:sz w:val="20"/>
+        </w:rPr>
+        <w:t xml:space="preserve">. Y si el </w:t>
+      </w:r>
+      <w:r>
+        <w:rPr>
+          <w:rFonts w:ascii="Consolas" w:hAnsi="Consolas"/>
+          <w:color w:val="960000"/>
+          <w:sz w:val="20"/>
+        </w:rPr>
+        <w:t>DS3231</w:t>
+      </w:r>
+      <w:r>
+        <w:rPr>
+          <w:b w:val="0"/>
+          <w:color w:val="960000"/>
+          <w:sz w:val="20"/>
+        </w:rPr>
+        <w:t xml:space="preserve"> no contesta —bus mudo, </w:t>
+      </w:r>
+      <w:r>
+        <w:rPr>
+          <w:rFonts w:ascii="Consolas" w:hAnsi="Consolas"/>
+          <w:color w:val="960000"/>
+          <w:sz w:val="20"/>
+        </w:rPr>
+        <w:t>OSF</w:t>
+      </w:r>
+      <w:r>
+        <w:rPr>
+          <w:b w:val="0"/>
+          <w:color w:val="960000"/>
+          <w:sz w:val="20"/>
+        </w:rPr>
+        <w:t xml:space="preserve">, modo 12 h, registros incoherentes— </w:t>
+      </w:r>
+      <w:r>
+        <w:rPr>
+          <w:b/>
+          <w:color w:val="960000"/>
+          <w:sz w:val="20"/>
+        </w:rPr>
+        <w:t>el hueco sale como estaba</w:t>
+      </w:r>
+      <w:r>
+        <w:rPr>
+          <w:b w:val="0"/>
+          <w:color w:val="960000"/>
+          <w:sz w:val="20"/>
+        </w:rPr>
+        <w:t xml:space="preserve">. </w:t>
+      </w:r>
+      <w:r>
+        <w:rPr>
+          <w:b/>
+          <w:color w:val="960000"/>
+          <w:sz w:val="20"/>
+        </w:rPr>
+        <w:t>NUNCA INVENTA.</w:t>
+      </w:r>
+      <w:r>
+        <w:rPr>
+          <w:b w:val="0"/>
+          <w:color w:val="960000"/>
+          <w:sz w:val="20"/>
+        </w:rPr>
+        <w:t xml:space="preserve"> Las tres cotas completas, en </w:t>
+      </w:r>
+      <w:r>
+        <w:rPr>
+          <w:rFonts w:ascii="Consolas" w:hAnsi="Consolas"/>
+          <w:color w:val="960000"/>
+          <w:sz w:val="20"/>
+        </w:rPr>
+        <w:t>Manual 17</w:t>
+      </w:r>
+      <w:r>
+        <w:rPr>
+          <w:b w:val="0"/>
+          <w:color w:val="960000"/>
+          <w:sz w:val="20"/>
+        </w:rPr>
+        <w:t xml:space="preserve">, revisión del 04-05/09, bloque 5. 🔴 </w:t>
+      </w:r>
+      <w:r>
+        <w:rPr>
+          <w:b/>
+          <w:color w:val="960000"/>
+          <w:sz w:val="20"/>
+        </w:rPr>
+        <w:t>Lo que esto NO está: probado sobre un `DS3231` real.</w:t>
+      </w:r>
+      <w:r>
+        <w:rPr>
+          <w:b w:val="0"/>
+          <w:color w:val="960000"/>
+          <w:sz w:val="20"/>
+        </w:rPr>
+        <w:t xml:space="preserve"> La dirección </w:t>
+      </w:r>
+      <w:r>
+        <w:rPr>
+          <w:rFonts w:ascii="Consolas" w:hAnsi="Consolas"/>
+          <w:color w:val="960000"/>
+          <w:sz w:val="20"/>
+        </w:rPr>
+        <w:t>0x68</w:t>
+      </w:r>
+      <w:r>
+        <w:rPr>
+          <w:b w:val="0"/>
+          <w:color w:val="960000"/>
+          <w:sz w:val="20"/>
+        </w:rPr>
+        <w:t xml:space="preserve"> es la del datasheet y está </w:t>
+      </w:r>
+      <w:r>
+        <w:rPr>
+          <w:b/>
+          <w:color w:val="960000"/>
+          <w:sz w:val="20"/>
+        </w:rPr>
+        <w:t>SIN VERIFICAR sobre el módulo</w:t>
+      </w:r>
+      <w:r>
+        <w:rPr>
+          <w:b w:val="0"/>
+          <w:color w:val="960000"/>
+          <w:sz w:val="20"/>
+        </w:rPr>
+        <w:t xml:space="preserve"> (</w:t>
+      </w:r>
+      <w:r>
+        <w:rPr>
+          <w:rFonts w:ascii="Consolas" w:hAnsi="Consolas"/>
+          <w:color w:val="960000"/>
+          <w:sz w:val="20"/>
+        </w:rPr>
+        <w:t>include/contrato.h:185-188</w:t>
+      </w:r>
+      <w:r>
+        <w:rPr>
+          <w:b w:val="0"/>
+          <w:color w:val="960000"/>
+          <w:sz w:val="20"/>
+        </w:rPr>
+        <w:t xml:space="preserve">); el módulo </w:t>
+      </w:r>
+      <w:r>
+        <w:rPr>
+          <w:b/>
+          <w:color w:val="960000"/>
+          <w:sz w:val="20"/>
+        </w:rPr>
+        <w:t>no se ha comprado</w:t>
+      </w:r>
+      <w:r>
+        <w:rPr>
+          <w:b w:val="0"/>
+          <w:color w:val="960000"/>
+          <w:sz w:val="20"/>
+        </w:rPr>
+        <w:t xml:space="preserve"> (línea </w:t>
+      </w:r>
+      <w:r>
+        <w:rPr>
+          <w:rFonts w:ascii="Consolas" w:hAnsi="Consolas"/>
+          <w:color w:val="960000"/>
+          <w:sz w:val="20"/>
+        </w:rPr>
+        <w:t>A6</w:t>
+      </w:r>
+      <w:r>
+        <w:rPr>
+          <w:b w:val="0"/>
+          <w:color w:val="960000"/>
+          <w:sz w:val="20"/>
+        </w:rPr>
+        <w:t xml:space="preserve">). </w:t>
+      </w:r>
+      <w:r>
+        <w:rPr>
+          <w:b/>
+          <w:color w:val="960000"/>
+          <w:sz w:val="20"/>
+        </w:rPr>
+        <w:t>Sin `DS3231` conectado las tramas seguirán saliendo con `--:--:--`, y eso es el arreglo callándose bien, no el arreglo fallando.</w:t>
       </w:r>
     </w:p>
     <w:p>
@@ -13050,9 +14064,9 @@
         <w:br/>
         <w:t>Maestro:96   $EVENT,NODE:MAESTRO,ORIGEN:%s,DETALLE:%s,HORA:%s</w:t>
         <w:br/>
-        <w:t>Maestro:427  $STATUS,NODE:MAESTRO,SERIE:%s,MODO:%s,ESTADO:%s,T:%lu,RF:%d%%,RTT:%lums,BAT:12.6,HORA:%s</w:t>
+        <w:t>Maestro:427  $STATUS,NODE:MAESTRO,SERIE:%s,MODO:%s,ESTADO:%s,T:%lu,RF:%d%%,RTT:%lums,BAT:12.6,HORA:%s     &lt;-- VIEJO</w:t>
         <w:br/>
-        <w:t>Esclavo:328  $STATUS,NODE:ESCLAVO,SERIE:%s,MODO:SUBORDINADO,ESTADO:%s,T:%lu,RF:98%%,RTT:85ms,BAT:12.6,HORA:%s</w:t>
+        <w:t>Esclavo:328  $STATUS,NODE:ESCLAVO,SERIE:%s,MODO:SUBORDINADO,ESTADO:%s,T:%lu,RF:98%%,RTT:85ms,BAT:12.6,HORA:%s  &lt;-- VIEJO</w:t>
       </w:r>
     </w:p>
     <w:p>
@@ -13145,6 +14159,292 @@
           <w:sz w:val="21"/>
         </w:rPr>
         <w:t>nadie crea que el ESP32 los mide.)*</w:t>
+      </w:r>
+    </w:p>
+    <w:p>
+      <w:pPr>
+        <w:spacing w:after="160"/>
+        <w:ind w:left="360"/>
+        <w:shd w:val="clear" w:fill="FFF4E5"/>
+      </w:pPr>
+      <w:r>
+        <w:rPr>
+          <w:b w:val="0"/>
+          <w:color w:val="960000"/>
+          <w:sz w:val="20"/>
+        </w:rPr>
+        <w:t xml:space="preserve">🔵 </w:t>
+      </w:r>
+      <w:r>
+        <w:rPr>
+          <w:b/>
+          <w:color w:val="960000"/>
+          <w:sz w:val="20"/>
+        </w:rPr>
+        <w:t>RELEÍDO EL 05/09 — LAS DOS LÍNEAS DE ARRIBA YA NO SON LAS DEL FIRMWARE.</w:t>
+      </w:r>
+      <w:r>
+        <w:rPr>
+          <w:b w:val="0"/>
+          <w:color w:val="960000"/>
+          <w:sz w:val="20"/>
+        </w:rPr>
+        <w:t xml:space="preserve"> Se tachan en vez de sustituirse porque el cambio es el que este apartado pedía. Lo que hay hoy: ``</w:t>
+      </w:r>
+      <w:r>
+        <w:rPr>
+          <w:rFonts w:ascii="Consolas" w:hAnsi="Consolas"/>
+          <w:color w:val="960000"/>
+          <w:sz w:val="20"/>
+        </w:rPr>
+        <w:t xml:space="preserve"> Maestro:929  STATUS,NODE:MAESTRO,SERIE:%s,MODO:%s,ESTADO:%s,T:%s,RF:%s,RTT:%s,BAT:--,HORA:%s,ESC:%s Esclavo:791  STATUS,NODE:ESCLAVO,SERIE:%s,MODO:SUBORDINADO,ESTADO:%s,T:--,RF:--,RTT:--,BAT:--,HORA:%s </w:t>
+      </w:r>
+      <w:r>
+        <w:rPr>
+          <w:rFonts w:ascii="Consolas" w:hAnsi="Consolas"/>
+          <w:color w:val="960000"/>
+          <w:sz w:val="20"/>
+        </w:rPr>
+      </w:r>
+      <w:r>
+        <w:rPr>
+          <w:rFonts w:ascii="Consolas" w:hAnsi="Consolas"/>
+          <w:color w:val="960000"/>
+          <w:sz w:val="20"/>
+        </w:rPr>
+        <w:t xml:space="preserve"> **Tres cosas que el puente tiene que saber, y ninguna le pide hacer nada distinto:** 1. **</w:t>
+      </w:r>
+      <w:r>
+        <w:rPr>
+          <w:b w:val="0"/>
+          <w:color w:val="960000"/>
+          <w:sz w:val="20"/>
+        </w:rPr>
+        <w:t>BAT</w:t>
+      </w:r>
+      <w:r>
+        <w:rPr>
+          <w:rFonts w:ascii="Consolas" w:hAnsi="Consolas"/>
+          <w:color w:val="960000"/>
+          <w:sz w:val="20"/>
+        </w:rPr>
+        <w:t xml:space="preserve">, y en el Esclavo también </w:t>
+      </w:r>
+      <w:r>
+        <w:rPr>
+          <w:b w:val="0"/>
+          <w:color w:val="960000"/>
+          <w:sz w:val="20"/>
+        </w:rPr>
+        <w:t>T</w:t>
+      </w:r>
+      <w:r>
+        <w:rPr>
+          <w:rFonts w:ascii="Consolas" w:hAnsi="Consolas"/>
+          <w:color w:val="960000"/>
+          <w:sz w:val="20"/>
+        </w:rPr>
+        <w:t xml:space="preserve">, </w:t>
+      </w:r>
+      <w:r>
+        <w:rPr>
+          <w:b w:val="0"/>
+          <w:color w:val="960000"/>
+          <w:sz w:val="20"/>
+        </w:rPr>
+        <w:t>RF</w:t>
+      </w:r>
+      <w:r>
+        <w:rPr>
+          <w:rFonts w:ascii="Consolas" w:hAnsi="Consolas"/>
+          <w:color w:val="960000"/>
+          <w:sz w:val="20"/>
+        </w:rPr>
+        <w:t xml:space="preserve"> y </w:t>
+      </w:r>
+      <w:r>
+        <w:rPr>
+          <w:b w:val="0"/>
+          <w:color w:val="960000"/>
+          <w:sz w:val="20"/>
+        </w:rPr>
+        <w:t>RTT</w:t>
+      </w:r>
+      <w:r>
+        <w:rPr>
+          <w:rFonts w:ascii="Consolas" w:hAnsi="Consolas"/>
+          <w:color w:val="960000"/>
+          <w:sz w:val="20"/>
+        </w:rPr>
+        <w:t xml:space="preserve">, son ahora </w:t>
+      </w:r>
+      <w:r>
+        <w:rPr>
+          <w:b w:val="0"/>
+          <w:color w:val="960000"/>
+          <w:sz w:val="20"/>
+        </w:rPr>
+        <w:t>--</w:t>
+      </w:r>
+      <w:r>
+        <w:rPr>
+          <w:rFonts w:ascii="Consolas" w:hAnsi="Consolas"/>
+          <w:color w:val="960000"/>
+          <w:sz w:val="20"/>
+        </w:rPr>
+        <w:t xml:space="preserve">** (N-108, N-139/N-143): la telemetría fabricada **se retiró en vez de maquillarse**. El puente **no rellena ninguno**. 2. 🆕 **El Maestro emite un campo que el Esclavo NO emite: </w:t>
+      </w:r>
+      <w:r>
+        <w:rPr>
+          <w:b w:val="0"/>
+          <w:color w:val="960000"/>
+          <w:sz w:val="20"/>
+        </w:rPr>
+        <w:t>ESC:&lt;ROJO|VERDE|AMBAR|?&gt;</w:t>
+      </w:r>
+      <w:r>
+        <w:rPr>
+          <w:rFonts w:ascii="Consolas" w:hAnsi="Consolas"/>
+          <w:color w:val="960000"/>
+          <w:sz w:val="20"/>
+        </w:rPr>
+        <w:t xml:space="preserve">** (N-149) —lo que el Maestro sabe del Esclavo—. **Las dos puntas dejaron de emitir los mismos campos, A PROPÓSITO.** El puente sigue sin enumerar campos, así que no le afecta; **a la app sí**: un campo que sólo dice el Maestro tiene que leerse **con red**, o en el poste del Esclavo llega </w:t>
+      </w:r>
+      <w:r>
+        <w:rPr>
+          <w:b w:val="0"/>
+          <w:color w:val="960000"/>
+          <w:sz w:val="20"/>
+        </w:rPr>
+        <w:t>undefined</w:t>
+      </w:r>
+      <w:r>
+        <w:rPr>
+          <w:rFonts w:ascii="Consolas" w:hAnsi="Consolas"/>
+          <w:color w:val="960000"/>
+          <w:sz w:val="20"/>
+        </w:rPr>
+        <w:t xml:space="preserve"> y la pantalla lo pinta como si fuera un dato. 3. **El </w:t>
+      </w:r>
+      <w:r>
+        <w:rPr>
+          <w:b w:val="0"/>
+          <w:color w:val="960000"/>
+          <w:sz w:val="20"/>
+        </w:rPr>
+        <w:t>?</w:t>
+      </w:r>
+      <w:r>
+        <w:rPr>
+          <w:rFonts w:ascii="Consolas" w:hAnsi="Consolas"/>
+          <w:color w:val="960000"/>
+          <w:sz w:val="20"/>
+        </w:rPr>
+        <w:t xml:space="preserve"> de </w:t>
+      </w:r>
+      <w:r>
+        <w:rPr>
+          <w:b w:val="0"/>
+          <w:color w:val="960000"/>
+          <w:sz w:val="20"/>
+        </w:rPr>
+        <w:t>ESC</w:t>
+      </w:r>
+      <w:r>
+        <w:rPr>
+          <w:rFonts w:ascii="Consolas" w:hAnsi="Consolas"/>
+          <w:color w:val="960000"/>
+          <w:sz w:val="20"/>
+        </w:rPr>
+        <w:t xml:space="preserve"> significa «el enlace está caído y esta punta no lo sabe», NO «sin medida».** No comparte marca con los </w:t>
+      </w:r>
+      <w:r>
+        <w:rPr>
+          <w:b w:val="0"/>
+          <w:color w:val="960000"/>
+          <w:sz w:val="20"/>
+        </w:rPr>
+        <w:t>--</w:t>
+      </w:r>
+      <w:r>
+        <w:rPr>
+          <w:rFonts w:ascii="Consolas" w:hAnsi="Consolas"/>
+          <w:color w:val="960000"/>
+          <w:sz w:val="20"/>
+        </w:rPr>
+        <w:t>, y eso es deliberado. ⚠️ **Y el acoplamiento nuevo, que sí es del puente:** el literal **</w:t>
+      </w:r>
+      <w:r>
+        <w:rPr>
+          <w:b w:val="0"/>
+          <w:color w:val="960000"/>
+          <w:sz w:val="20"/>
+        </w:rPr>
+        <w:t>HORA:--:--:--</w:t>
+      </w:r>
+      <w:r>
+        <w:rPr>
+          <w:rFonts w:ascii="Consolas" w:hAnsi="Consolas"/>
+          <w:color w:val="960000"/>
+          <w:sz w:val="20"/>
+        </w:rPr>
+        <w:t xml:space="preserve">** del STM32 es ahora **carga estructural** —es lo que el sello de </w:t>
+      </w:r>
+      <w:r>
+        <w:rPr>
+          <w:b w:val="0"/>
+          <w:color w:val="960000"/>
+          <w:sz w:val="20"/>
+        </w:rPr>
+        <w:t>B-5.bis</w:t>
+      </w:r>
+      <w:r>
+        <w:rPr>
+          <w:rFonts w:ascii="Consolas" w:hAnsi="Consolas"/>
+          <w:color w:val="960000"/>
+          <w:sz w:val="20"/>
+        </w:rPr>
+        <w:t xml:space="preserve"> busca—. Quien lo cambie o quite el campo </w:t>
+      </w:r>
+      <w:r>
+        <w:rPr>
+          <w:b w:val="0"/>
+          <w:color w:val="960000"/>
+          <w:sz w:val="20"/>
+        </w:rPr>
+        <w:t>HORA:</w:t>
+      </w:r>
+      <w:r>
+        <w:rPr>
+          <w:rFonts w:ascii="Consolas" w:hAnsi="Consolas"/>
+          <w:color w:val="960000"/>
+          <w:sz w:val="20"/>
+        </w:rPr>
+        <w:t xml:space="preserve"> **apaga el sello en silencio**. Lo vigila un escenario del </w:t>
+      </w:r>
+      <w:r>
+        <w:rPr>
+          <w:b w:val="0"/>
+          <w:color w:val="960000"/>
+          <w:sz w:val="20"/>
+        </w:rPr>
+        <w:t xml:space="preserve">simulador_puente_esp32.py`, que exige que el Maestro </w:t>
+      </w:r>
+      <w:r>
+        <w:rPr>
+          <w:b/>
+          <w:color w:val="960000"/>
+          <w:sz w:val="20"/>
+        </w:rPr>
+        <w:t>real</w:t>
+      </w:r>
+      <w:r>
+        <w:rPr>
+          <w:b w:val="0"/>
+          <w:color w:val="960000"/>
+          <w:sz w:val="20"/>
+        </w:rPr>
+        <w:t xml:space="preserve"> siga emitiéndolo.</w:t>
       </w:r>
     </w:p>
     <w:p>
@@ -21710,6 +23010,137 @@
                 <w:b/>
                 <w:sz w:val="19"/>
               </w:rPr>
+              <w:t>B-5.bis</w:t>
+            </w:r>
+          </w:p>
+        </w:tc>
+        <w:tc>
+          <w:tcPr>
+            <w:tcW w:type="dxa" w:w="3120"/>
+          </w:tcPr>
+          <w:p>
+            <w:r/>
+            <w:r>
+              <w:rPr>
+                <w:b w:val="0"/>
+                <w:sz w:val="19"/>
+              </w:rPr>
+              <w:t xml:space="preserve">🔵 </w:t>
+            </w:r>
+            <w:r>
+              <w:rPr>
+                <w:b/>
+                <w:sz w:val="19"/>
+              </w:rPr>
+              <w:t>NUEVA (05/09, N-145) — LA ÚNICA EXCEPCIÓN, Y VIVE AQUÍ PORQUE ES DONDE VIVE LA REGLA.</w:t>
+            </w:r>
+            <w:r>
+              <w:rPr>
+                <w:b w:val="0"/>
+                <w:sz w:val="19"/>
+              </w:rPr>
+              <w:t xml:space="preserve"> El puente </w:t>
+            </w:r>
+            <w:r>
+              <w:rPr>
+                <w:b/>
+                <w:sz w:val="19"/>
+              </w:rPr>
+              <w:t>puede sellar el hueco `HORA:--:--:--`</w:t>
+            </w:r>
+            <w:r>
+              <w:rPr>
+                <w:b w:val="0"/>
+                <w:sz w:val="19"/>
+              </w:rPr>
+              <w:t xml:space="preserve"> de una trama del equipo, y entonces </w:t>
+            </w:r>
+            <w:r>
+              <w:rPr>
+                <w:b/>
+                <w:sz w:val="19"/>
+              </w:rPr>
+              <w:t>recalcula el checksum</w:t>
+            </w:r>
+            <w:r>
+              <w:rPr>
+                <w:b w:val="0"/>
+                <w:sz w:val="19"/>
+              </w:rPr>
+              <w:t xml:space="preserve">. Nada más: no parte, no une, no filtra, no reordena y </w:t>
+            </w:r>
+            <w:r>
+              <w:rPr>
+                <w:b/>
+                <w:sz w:val="19"/>
+              </w:rPr>
+              <w:t>no añade ni quita un byte</w:t>
+            </w:r>
+          </w:p>
+        </w:tc>
+        <w:tc>
+          <w:tcPr>
+            <w:tcW w:type="dxa" w:w="3120"/>
+          </w:tcPr>
+          <w:p>
+            <w:r/>
+            <w:r>
+              <w:rPr>
+                <w:b w:val="0"/>
+                <w:sz w:val="19"/>
+              </w:rPr>
+              <w:t xml:space="preserve">poner esta excepción en otro fichero habría sido </w:t>
+            </w:r>
+            <w:r>
+              <w:rPr>
+                <w:rFonts w:ascii="Consolas" w:hAnsi="Consolas"/>
+                <w:sz w:val="19"/>
+              </w:rPr>
+              <w:t>HUERFANOS_CONOCIDOS</w:t>
+            </w:r>
+            <w:r>
+              <w:rPr>
+                <w:b w:val="0"/>
+                <w:sz w:val="19"/>
+              </w:rPr>
+              <w:t xml:space="preserve"> con otra forma (</w:t>
+            </w:r>
+            <w:r>
+              <w:rPr>
+                <w:rFonts w:ascii="Consolas" w:hAnsi="Consolas"/>
+                <w:sz w:val="19"/>
+              </w:rPr>
+              <w:t>CLAUDE.md</w:t>
+            </w:r>
+            <w:r>
+              <w:rPr>
+                <w:b w:val="0"/>
+                <w:sz w:val="19"/>
+              </w:rPr>
+              <w:t xml:space="preserve"> §3.bis): una lista de excepciones lejos de la regla que excepciona </w:t>
+            </w:r>
+            <w:r>
+              <w:rPr>
+                <w:b/>
+                <w:sz w:val="19"/>
+              </w:rPr>
+              <w:t>es una lista de defectos con permiso</w:t>
+            </w:r>
+          </w:p>
+        </w:tc>
+      </w:tr>
+      <w:tr>
+        <w:tc>
+          <w:tcPr>
+            <w:tcW w:type="dxa" w:w="3120"/>
+          </w:tcPr>
+          <w:p>
+            <w:r/>
+            <w:r>
+              <w:rPr>
+                <w:b/>
+                <w:sz w:val="19"/>
+              </w:rPr>
               <w:t>B-6</w:t>
             </w:r>
           </w:p>
@@ -23107,7 +24538,66 @@
           <w:b/>
           <w:sz w:val="21"/>
         </w:rPr>
-        <w:t>B-1 y B-5 siguen intactas.</w:t>
+        <w:t>B-1 y B-5 siguen intactas</w:t>
+      </w:r>
+      <w:r>
+        <w:rPr>
+          <w:b w:val="0"/>
+          <w:sz w:val="21"/>
+        </w:rPr>
+        <w:t xml:space="preserve"> *(y siguen siéndolo tras N-145: lo que el</w:t>
+      </w:r>
+    </w:p>
+    <w:p>
+      <w:pPr>
+        <w:spacing w:after="120"/>
+      </w:pPr>
+      <w:r>
+        <w:rPr>
+          <w:b w:val="0"/>
+          <w:sz w:val="21"/>
+        </w:rPr>
+        <w:t xml:space="preserve">sello de hora toca es una trama, y </w:t>
+      </w:r>
+      <w:r>
+        <w:rPr>
+          <w:rFonts w:ascii="Consolas" w:hAnsi="Consolas"/>
+          <w:sz w:val="21"/>
+        </w:rPr>
+        <w:t>transporte_aprenderRotulo()</w:t>
+      </w:r>
+      <w:r>
+        <w:rPr>
+          <w:b w:val="0"/>
+          <w:sz w:val="21"/>
+        </w:rPr>
+        <w:t xml:space="preserve"> no toca ninguna. La única excepción</w:t>
+      </w:r>
+    </w:p>
+    <w:p>
+      <w:pPr>
+        <w:spacing w:after="120"/>
+      </w:pPr>
+      <w:r>
+        <w:rPr>
+          <w:b w:val="0"/>
+          <w:sz w:val="21"/>
+        </w:rPr>
+        <w:t xml:space="preserve">a B-5 es </w:t>
+      </w:r>
+      <w:r>
+        <w:rPr>
+          <w:rFonts w:ascii="Consolas" w:hAnsi="Consolas"/>
+          <w:sz w:val="21"/>
+        </w:rPr>
+        <w:t>B-5.bis</w:t>
+      </w:r>
+      <w:r>
+        <w:rPr>
+          <w:b w:val="0"/>
+          <w:sz w:val="21"/>
+        </w:rPr>
+        <w:t xml:space="preserve"> de §6.3 y no es ésta)*.</w:t>
       </w:r>
     </w:p>
     <w:p>
@@ -29624,7 +31114,70 @@
                 <w:b w:val="0"/>
                 <w:sz w:val="19"/>
               </w:rPr>
-              <w:t>)</w:t>
+              <w:t xml:space="preserve">). 🔵 </w:t>
+            </w:r>
+            <w:r>
+              <w:rPr>
+                <w:b/>
+                <w:sz w:val="19"/>
+              </w:rPr>
+              <w:t>05/09 (N-145): sigue abierta, y ahora hay una TERCERA vía en marcha que no es ninguna de las dos</w:t>
+            </w:r>
+            <w:r>
+              <w:rPr>
+                <w:b w:val="0"/>
+                <w:sz w:val="19"/>
+              </w:rPr>
+              <w:t xml:space="preserve"> — el STM32 publica un hueco honesto y </w:t>
+            </w:r>
+            <w:r>
+              <w:rPr>
+                <w:b/>
+                <w:sz w:val="19"/>
+              </w:rPr>
+              <w:t>el puente lo sella al pasar</w:t>
+            </w:r>
+            <w:r>
+              <w:rPr>
+                <w:b w:val="0"/>
+                <w:sz w:val="19"/>
+              </w:rPr>
+              <w:t xml:space="preserve"> (</w:t>
+            </w:r>
+            <w:r>
+              <w:rPr>
+                <w:rFonts w:ascii="Consolas" w:hAnsi="Consolas"/>
+                <w:sz w:val="19"/>
+              </w:rPr>
+              <w:t>B-5.bis</w:t>
+            </w:r>
+            <w:r>
+              <w:rPr>
+                <w:b w:val="0"/>
+                <w:sz w:val="19"/>
+              </w:rPr>
+              <w:t xml:space="preserve">). Eso </w:t>
+            </w:r>
+            <w:r>
+              <w:rPr>
+                <w:b/>
+                <w:sz w:val="19"/>
+              </w:rPr>
+              <w:t>tapa el síntoma en la app y NO da reloj al semáforo</w:t>
+            </w:r>
+            <w:r>
+              <w:rPr>
+                <w:b w:val="0"/>
+                <w:sz w:val="19"/>
+              </w:rPr>
+              <w:t xml:space="preserve">: el Modo Degradado sigue colgando del reloj del STM32. 🛑 </w:t>
+            </w:r>
+            <w:r>
+              <w:rPr>
+                <w:b/>
+                <w:sz w:val="19"/>
+              </w:rPr>
+              <w:t>Y no está probado: sin `DS3231` comprado (`A6`) ni dirección `0x68` verificada, esta vía SIGUE SIN EJERCER</w:t>
             </w:r>
           </w:p>
         </w:tc>
@@ -29682,11 +31235,25 @@
             <w:r/>
             <w:r>
               <w:rPr>
+                <w:b w:val="0"/>
+                <w:sz w:val="19"/>
+              </w:rPr>
+              <w:t>~~</w:t>
+            </w:r>
+            <w:r>
+              <w:rPr>
                 <w:b/>
                 <w:sz w:val="19"/>
               </w:rPr>
               <w:t>`AB-5`</w:t>
             </w:r>
+            <w:r>
+              <w:rPr>
+                <w:b w:val="0"/>
+                <w:sz w:val="19"/>
+              </w:rPr>
+              <w:t>~~</w:t>
+            </w:r>
           </w:p>
         </w:tc>
         <w:tc>
@@ -29700,49 +31267,84 @@
                 <w:b w:val="0"/>
                 <w:sz w:val="19"/>
               </w:rPr>
-              <w:t xml:space="preserve">🟡 </w:t>
+              <w:t xml:space="preserve">🟢 </w:t>
             </w:r>
             <w:r>
               <w:rPr>
                 <w:b/>
                 <w:sz w:val="19"/>
               </w:rPr>
-              <w:t>`$STATUS` tiene 8 B de margen</w:t>
-            </w:r>
-            <w:r>
-              <w:rPr>
-                <w:b w:val="0"/>
-                <w:sz w:val="19"/>
-              </w:rPr>
-              <w:t xml:space="preserve"> antes de que </w:t>
+              <w:t>RESUELTA A MEDIAS EL 05/09 (N-149), y se dice qué mitad.</w:t>
+            </w:r>
+            <w:r>
+              <w:rPr>
+                <w:b w:val="0"/>
+                <w:sz w:val="19"/>
+              </w:rPr>
+              <w:t xml:space="preserve"> ~~*</w:t>
             </w:r>
             <w:r>
               <w:rPr>
                 <w:rFonts w:ascii="Consolas" w:hAnsi="Consolas"/>
                 <w:sz w:val="19"/>
               </w:rPr>
-              <w:t>snprintf</w:t>
-            </w:r>
-            <w:r>
-              <w:rPr>
-                <w:b w:val="0"/>
-                <w:sz w:val="19"/>
-              </w:rPr>
-              <w:t xml:space="preserve"> trunque el payload (§3.3), y </w:t>
+              <w:t>$STATUS</w:t>
+            </w:r>
+            <w:r>
+              <w:rPr>
+                <w:b w:val="0"/>
+                <w:sz w:val="19"/>
+              </w:rPr>
+              <w:t xml:space="preserve"> tiene 8 B de margen y nada lo vigila*~~ → </w:t>
             </w:r>
             <w:r>
               <w:rPr>
                 <w:b/>
                 <w:sz w:val="19"/>
               </w:rPr>
-              <w:t>nada lo vigila</w:t>
-            </w:r>
-            <w:r>
-              <w:rPr>
-                <w:b w:val="0"/>
-                <w:sz w:val="19"/>
-              </w:rPr>
-              <w:t>. ¿Se acorta un campo, se sube el buffer, o se añade un pack que mida el margen?</w:t>
+              <w:t>el buffer del Maestro subió a `payload[144]`, el peor caso está MEDIDO en `126 B` (18 B de holgura) y lo vigila `esp32_07_presupuesto_bytes`</w:t>
+            </w:r>
+            <w:r>
+              <w:rPr>
+                <w:b w:val="0"/>
+                <w:sz w:val="19"/>
+              </w:rPr>
+              <w:t xml:space="preserve">, que además tumbó la primera versión del cambio. 🟠 </w:t>
+            </w:r>
+            <w:r>
+              <w:rPr>
+                <w:b/>
+                <w:sz w:val="19"/>
+              </w:rPr>
+              <w:t>Sigue abierta para el ESCLAVO</w:t>
+            </w:r>
+            <w:r>
+              <w:rPr>
+                <w:b w:val="0"/>
+                <w:sz w:val="19"/>
+              </w:rPr>
+              <w:t xml:space="preserve">, que se quedó en </w:t>
+            </w:r>
+            <w:r>
+              <w:rPr>
+                <w:rFonts w:ascii="Consolas" w:hAnsi="Consolas"/>
+                <w:sz w:val="19"/>
+              </w:rPr>
+              <w:t>payload[128]</w:t>
+            </w:r>
+            <w:r>
+              <w:rPr>
+                <w:b w:val="0"/>
+                <w:sz w:val="19"/>
+              </w:rPr>
+              <w:t xml:space="preserve"> y </w:t>
+            </w:r>
+            <w:r>
+              <w:rPr>
+                <w:b/>
+                <w:sz w:val="19"/>
+              </w:rPr>
+              <w:t>cuyo margen no está medido: SIN VERIFICAR</w:t>
             </w:r>
           </w:p>
         </w:tc>
@@ -29772,7 +31374,14 @@
                 <w:b w:val="0"/>
                 <w:sz w:val="19"/>
               </w:rPr>
-              <w:t>evita una trama cortada a mitad de campo el día que crezca un literal</w:t>
+              <w:t xml:space="preserve">evita una trama cortada a mitad de campo el día que crezca un literal — </w:t>
+            </w:r>
+            <w:r>
+              <w:rPr>
+                <w:b/>
+                <w:sz w:val="19"/>
+              </w:rPr>
+              <w:t>hoy sólo en la punta del Maestro</w:t>
             </w:r>
           </w:p>
         </w:tc>
